--- a/Лр1_Энтропия.docx
+++ b/Лр1_Энтропия.docx
@@ -268,6 +268,13 @@
         </w:rPr>
         <w:t>МОСКВА – 2025</w:t>
       </w:r>
+    </w:p>
+    <w:p>
+      <w:pPr>
+        <w:rPr>
+          <w:smallCaps/>
+        </w:rPr>
+      </w:pPr>
     </w:p>
     <w:p>
       <w:pPr>
@@ -2192,6 +2199,9 @@
         <w:br/>
       </w:r>
       <w:r>
+        <w:rPr>
+          <w:noProof/>
+        </w:rPr>
         <w:drawing>
           <wp:inline distT="0" distB="0" distL="0" distR="0" wp14:anchorId="1D2B30CA" wp14:editId="14862DBF">
             <wp:extent cx="5940425" cy="1751330"/>
@@ -3969,6 +3979,7 @@
   <w:style w:type="character" w:default="1" w:styleId="a0">
     <w:name w:val="Default Paragraph Font"/>
     <w:uiPriority w:val="1"/>
+    <w:semiHidden/>
     <w:unhideWhenUsed/>
   </w:style>
   <w:style w:type="table" w:default="1" w:styleId="a1">

--- a/Лр1_Энтропия.docx
+++ b/Лр1_Энтропия.docx
@@ -2041,16 +2041,29 @@
       <w:pPr>
         <w:pStyle w:val="af9"/>
       </w:pPr>
-      <w:r>
-        <w:rPr>
-          <w:noProof/>
-        </w:rPr>
+    </w:p>
+    <w:p>
+      <w:pPr>
+        <w:pStyle w:val="af9"/>
+      </w:pPr>
+      <w:r>
         <w:lastRenderedPageBreak/>
+        <w:br/>
+      </w:r>
+      <w:r>
+        <w:br/>
+      </w:r>
+    </w:p>
+    <w:p>
+      <w:pPr>
+        <w:pStyle w:val="af9"/>
+      </w:pPr>
+      <w:r>
         <w:drawing>
-          <wp:inline distT="0" distB="0" distL="114300" distR="114300" wp14:anchorId="5A0CA117" wp14:editId="318CE5E5">
-            <wp:extent cx="5939155" cy="3115310"/>
-            <wp:effectExtent l="0" t="0" r="4445" b="8890"/>
-            <wp:docPr id="13" name="Изображение 7"/>
+          <wp:inline distT="0" distB="0" distL="0" distR="0" wp14:anchorId="2420BAD6" wp14:editId="35C37223">
+            <wp:extent cx="5940425" cy="2651760"/>
+            <wp:effectExtent l="0" t="0" r="3175" b="0"/>
+            <wp:docPr id="117858351" name="Рисунок 1"/>
             <wp:cNvGraphicFramePr>
               <a:graphicFrameLocks xmlns:a="http://schemas.openxmlformats.org/drawingml/2006/main" noChangeAspect="1"/>
             </wp:cNvGraphicFramePr>
@@ -2058,10 +2071,8 @@
               <a:graphicData uri="http://schemas.openxmlformats.org/drawingml/2006/picture">
                 <pic:pic xmlns:pic="http://schemas.openxmlformats.org/drawingml/2006/picture">
                   <pic:nvPicPr>
-                    <pic:cNvPr id="13" name="Изображение 7"/>
-                    <pic:cNvPicPr>
-                      <a:picLocks noChangeAspect="1"/>
-                    </pic:cNvPicPr>
+                    <pic:cNvPr id="117858351" name=""/>
+                    <pic:cNvPicPr/>
                   </pic:nvPicPr>
                   <pic:blipFill>
                     <a:blip r:embed="rId19"/>
@@ -2072,77 +2083,7 @@
                   <pic:spPr>
                     <a:xfrm>
                       <a:off x="0" y="0"/>
-                      <a:ext cx="5939155" cy="3115310"/>
-                    </a:xfrm>
-                    <a:prstGeom prst="rect">
-                      <a:avLst/>
-                    </a:prstGeom>
-                    <a:noFill/>
-                    <a:ln>
-                      <a:noFill/>
-                    </a:ln>
-                  </pic:spPr>
-                </pic:pic>
-              </a:graphicData>
-            </a:graphic>
-          </wp:inline>
-        </w:drawing>
-      </w:r>
-    </w:p>
-    <w:p>
-      <w:pPr>
-        <w:pStyle w:val="af9"/>
-      </w:pPr>
-      <w:r>
-        <w:t xml:space="preserve">Рисунок 12 – Гистограмма скомпилированного </w:t>
-      </w:r>
-      <w:proofErr w:type="spellStart"/>
-      <w:r>
-        <w:t>txt</w:t>
-      </w:r>
-      <w:proofErr w:type="spellEnd"/>
-      <w:r>
-        <w:t>-файла</w:t>
-      </w:r>
-    </w:p>
-    <w:p>
-      <w:pPr>
-        <w:pStyle w:val="af9"/>
-      </w:pPr>
-    </w:p>
-    <w:p>
-      <w:pPr>
-        <w:pStyle w:val="af9"/>
-      </w:pPr>
-      <w:r>
-        <w:rPr>
-          <w:noProof/>
-        </w:rPr>
-        <w:drawing>
-          <wp:inline distT="0" distB="0" distL="0" distR="0" wp14:anchorId="17768485" wp14:editId="62C6040E">
-            <wp:extent cx="5940425" cy="2823845"/>
-            <wp:effectExtent l="0" t="0" r="3175" b="0"/>
-            <wp:docPr id="1437997269" name="Рисунок 1"/>
-            <wp:cNvGraphicFramePr>
-              <a:graphicFrameLocks xmlns:a="http://schemas.openxmlformats.org/drawingml/2006/main" noChangeAspect="1"/>
-            </wp:cNvGraphicFramePr>
-            <a:graphic xmlns:a="http://schemas.openxmlformats.org/drawingml/2006/main">
-              <a:graphicData uri="http://schemas.openxmlformats.org/drawingml/2006/picture">
-                <pic:pic xmlns:pic="http://schemas.openxmlformats.org/drawingml/2006/picture">
-                  <pic:nvPicPr>
-                    <pic:cNvPr id="1437997269" name=""/>
-                    <pic:cNvPicPr/>
-                  </pic:nvPicPr>
-                  <pic:blipFill>
-                    <a:blip r:embed="rId20"/>
-                    <a:stretch>
-                      <a:fillRect/>
-                    </a:stretch>
-                  </pic:blipFill>
-                  <pic:spPr>
-                    <a:xfrm>
-                      <a:off x="0" y="0"/>
-                      <a:ext cx="5940425" cy="2823845"/>
+                      <a:ext cx="5940425" cy="2651760"/>
                     </a:xfrm>
                     <a:prstGeom prst="rect">
                       <a:avLst/>
@@ -2160,517 +2101,21 @@
         <w:pStyle w:val="af9"/>
       </w:pPr>
       <w:r>
-        <w:t xml:space="preserve">Рисунок 13 – Энтропия скомпилированного </w:t>
-      </w:r>
-      <w:proofErr w:type="spellStart"/>
-      <w:r>
-        <w:t>txt</w:t>
-      </w:r>
-      <w:proofErr w:type="spellEnd"/>
-      <w:r>
-        <w:t>-файла</w:t>
+        <w:t xml:space="preserve"> </w:t>
+      </w:r>
+      <w:r>
+        <w:t xml:space="preserve">Таблица 1 </w:t>
+      </w:r>
+      <w:r>
+        <w:t xml:space="preserve">– </w:t>
+      </w:r>
+      <w:r>
+        <w:t>Данные о файлах</w:t>
       </w:r>
     </w:p>
     <w:p>
       <w:pPr>
         <w:pStyle w:val="af9"/>
-      </w:pPr>
-    </w:p>
-    <w:p>
-      <w:pPr>
-        <w:pStyle w:val="af9"/>
-      </w:pPr>
-      <w:r>
-        <w:t xml:space="preserve">Гистограмма </w:t>
-      </w:r>
-      <w:proofErr w:type="spellStart"/>
-      <w:r>
-        <w:t>txt</w:t>
-      </w:r>
-      <w:proofErr w:type="spellEnd"/>
-      <w:r>
-        <w:t>-файла неравномерна и данные сконцентрированы в значении от 0 до 128. Это может означать использование кодировки, в которой символ кодируется значением от 0 до 128 (например, ASCII). Энтропия данного файла распределена примерно равномерно.</w:t>
-      </w:r>
-      <w:r>
-        <w:br/>
-      </w:r>
-      <w:r>
-        <w:lastRenderedPageBreak/>
-        <w:br/>
-      </w:r>
-      <w:r>
-        <w:rPr>
-          <w:noProof/>
-        </w:rPr>
-        <w:drawing>
-          <wp:inline distT="0" distB="0" distL="0" distR="0" wp14:anchorId="1D2B30CA" wp14:editId="14862DBF">
-            <wp:extent cx="5940425" cy="1751330"/>
-            <wp:effectExtent l="0" t="0" r="3175" b="1270"/>
-            <wp:docPr id="1830472084" name="Рисунок 1"/>
-            <wp:cNvGraphicFramePr>
-              <a:graphicFrameLocks xmlns:a="http://schemas.openxmlformats.org/drawingml/2006/main" noChangeAspect="1"/>
-            </wp:cNvGraphicFramePr>
-            <a:graphic xmlns:a="http://schemas.openxmlformats.org/drawingml/2006/main">
-              <a:graphicData uri="http://schemas.openxmlformats.org/drawingml/2006/picture">
-                <pic:pic xmlns:pic="http://schemas.openxmlformats.org/drawingml/2006/picture">
-                  <pic:nvPicPr>
-                    <pic:cNvPr id="1830472084" name=""/>
-                    <pic:cNvPicPr/>
-                  </pic:nvPicPr>
-                  <pic:blipFill>
-                    <a:blip r:embed="rId21"/>
-                    <a:stretch>
-                      <a:fillRect/>
-                    </a:stretch>
-                  </pic:blipFill>
-                  <pic:spPr>
-                    <a:xfrm>
-                      <a:off x="0" y="0"/>
-                      <a:ext cx="5940425" cy="1751330"/>
-                    </a:xfrm>
-                    <a:prstGeom prst="rect">
-                      <a:avLst/>
-                    </a:prstGeom>
-                  </pic:spPr>
-                </pic:pic>
-              </a:graphicData>
-            </a:graphic>
-          </wp:inline>
-        </w:drawing>
-      </w:r>
-    </w:p>
-    <w:p>
-      <w:pPr>
-        <w:pStyle w:val="af9"/>
-      </w:pPr>
-    </w:p>
-    <w:p>
-      <w:pPr>
-        <w:pStyle w:val="af9"/>
-        <w:rPr>
-          <w:lang w:val="en-US"/>
-        </w:rPr>
-      </w:pPr>
-      <w:r>
-        <w:t>Рисунок 14 – Размеры медиа</w:t>
-      </w:r>
-    </w:p>
-    <w:p>
-      <w:pPr>
-        <w:pStyle w:val="af9"/>
-        <w:rPr>
-          <w:lang w:val="en-US"/>
-        </w:rPr>
-      </w:pPr>
-      <w:r>
-        <w:rPr>
-          <w:lang w:val="en-US"/>
-        </w:rPr>
-        <w:br/>
-      </w:r>
-    </w:p>
-    <w:tbl>
-      <w:tblPr>
-        <w:tblStyle w:val="af7"/>
-        <w:tblW w:w="0" w:type="auto"/>
-        <w:tblLook w:val="04A0" w:firstRow="1" w:lastRow="0" w:firstColumn="1" w:lastColumn="0" w:noHBand="0" w:noVBand="1"/>
-      </w:tblPr>
-      <w:tblGrid>
-        <w:gridCol w:w="1869"/>
-        <w:gridCol w:w="1869"/>
-        <w:gridCol w:w="1869"/>
-        <w:gridCol w:w="1869"/>
-        <w:gridCol w:w="1869"/>
-      </w:tblGrid>
-      <w:tr>
-        <w:tc>
-          <w:tcPr>
-            <w:tcW w:w="1869" w:type="dxa"/>
-          </w:tcPr>
-          <w:p>
-            <w:pPr>
-              <w:pStyle w:val="af9"/>
-            </w:pPr>
-            <w:r>
-              <w:t>Файл</w:t>
-            </w:r>
-          </w:p>
-        </w:tc>
-        <w:tc>
-          <w:tcPr>
-            <w:tcW w:w="1869" w:type="dxa"/>
-          </w:tcPr>
-          <w:p>
-            <w:pPr>
-              <w:pStyle w:val="af9"/>
-            </w:pPr>
-            <w:r>
-              <w:t>Размер до упаковки</w:t>
-            </w:r>
-          </w:p>
-        </w:tc>
-        <w:tc>
-          <w:tcPr>
-            <w:tcW w:w="1869" w:type="dxa"/>
-          </w:tcPr>
-          <w:p>
-            <w:pPr>
-              <w:pStyle w:val="af9"/>
-            </w:pPr>
-            <w:r>
-              <w:t>Размер после упаковки</w:t>
-            </w:r>
-          </w:p>
-        </w:tc>
-        <w:tc>
-          <w:tcPr>
-            <w:tcW w:w="1869" w:type="dxa"/>
-          </w:tcPr>
-          <w:p>
-            <w:pPr>
-              <w:pStyle w:val="af9"/>
-            </w:pPr>
-            <w:r>
-              <w:t>Энтропия до упаковки</w:t>
-            </w:r>
-          </w:p>
-        </w:tc>
-        <w:tc>
-          <w:tcPr>
-            <w:tcW w:w="1869" w:type="dxa"/>
-          </w:tcPr>
-          <w:p>
-            <w:pPr>
-              <w:pStyle w:val="af9"/>
-            </w:pPr>
-            <w:r>
-              <w:t>Энтропия после упаковки</w:t>
-            </w:r>
-          </w:p>
-        </w:tc>
-      </w:tr>
-      <w:tr>
-        <w:tc>
-          <w:tcPr>
-            <w:tcW w:w="1869" w:type="dxa"/>
-          </w:tcPr>
-          <w:p>
-            <w:pPr>
-              <w:pStyle w:val="af9"/>
-              <w:rPr>
-                <w:lang w:val="en-US"/>
-              </w:rPr>
-            </w:pPr>
-            <w:r>
-              <w:rPr>
-                <w:lang w:val="en-US"/>
-              </w:rPr>
-              <w:t>reverse engineering</w:t>
-            </w:r>
-            <w:r>
-              <w:t xml:space="preserve"> 1</w:t>
-            </w:r>
-            <w:r>
-              <w:rPr>
-                <w:lang w:val="en-US"/>
-              </w:rPr>
-              <w:t xml:space="preserve"> C</w:t>
-            </w:r>
-            <w:r>
-              <w:rPr>
-                <w:lang w:val="en-US"/>
-              </w:rPr>
-              <w:t>++</w:t>
-            </w:r>
-          </w:p>
-        </w:tc>
-        <w:tc>
-          <w:tcPr>
-            <w:tcW w:w="1869" w:type="dxa"/>
-          </w:tcPr>
-          <w:p>
-            <w:pPr>
-              <w:pStyle w:val="af9"/>
-              <w:rPr>
-                <w:lang w:val="en-US"/>
-              </w:rPr>
-            </w:pPr>
-            <w:r>
-              <w:rPr>
-                <w:lang w:val="en-US"/>
-              </w:rPr>
-              <w:t>64</w:t>
-            </w:r>
-            <w:r>
-              <w:t xml:space="preserve"> KB</w:t>
-            </w:r>
-          </w:p>
-        </w:tc>
-        <w:tc>
-          <w:tcPr>
-            <w:tcW w:w="1869" w:type="dxa"/>
-          </w:tcPr>
-          <w:p>
-            <w:pPr>
-              <w:pStyle w:val="af9"/>
-              <w:rPr>
-                <w:lang w:val="en-US"/>
-              </w:rPr>
-            </w:pPr>
-            <w:r>
-              <w:rPr>
-                <w:lang w:val="en-US"/>
-              </w:rPr>
-              <w:t>15.5 KB</w:t>
-            </w:r>
-          </w:p>
-        </w:tc>
-        <w:tc>
-          <w:tcPr>
-            <w:tcW w:w="1869" w:type="dxa"/>
-          </w:tcPr>
-          <w:p>
-            <w:pPr>
-              <w:pStyle w:val="af9"/>
-              <w:rPr>
-                <w:lang w:val="en-US"/>
-              </w:rPr>
-            </w:pPr>
-            <w:r>
-              <w:t>3</w:t>
-            </w:r>
-            <w:r>
-              <w:rPr>
-                <w:lang w:val="en-US"/>
-              </w:rPr>
-              <w:t>.6594</w:t>
-            </w:r>
-          </w:p>
-        </w:tc>
-        <w:tc>
-          <w:tcPr>
-            <w:tcW w:w="1869" w:type="dxa"/>
-          </w:tcPr>
-          <w:p>
-            <w:pPr>
-              <w:pStyle w:val="af9"/>
-              <w:rPr>
-                <w:lang w:val="en-US"/>
-              </w:rPr>
-            </w:pPr>
-            <w:r>
-              <w:rPr>
-                <w:lang w:val="en-US"/>
-              </w:rPr>
-              <w:t>7.4106</w:t>
-            </w:r>
-          </w:p>
-        </w:tc>
-      </w:tr>
-      <w:tr>
-        <w:tc>
-          <w:tcPr>
-            <w:tcW w:w="1869" w:type="dxa"/>
-          </w:tcPr>
-          <w:p>
-            <w:pPr>
-              <w:pStyle w:val="af9"/>
-              <w:rPr>
-                <w:lang w:val="en-US"/>
-              </w:rPr>
-            </w:pPr>
-            <w:r>
-              <w:rPr>
-                <w:lang w:val="en-US"/>
-              </w:rPr>
-              <w:t>hello.exe</w:t>
-            </w:r>
-          </w:p>
-        </w:tc>
-        <w:tc>
-          <w:tcPr>
-            <w:tcW w:w="1869" w:type="dxa"/>
-          </w:tcPr>
-          <w:p>
-            <w:pPr>
-              <w:pStyle w:val="af9"/>
-            </w:pPr>
-            <w:r>
-              <w:t>1608 КБ</w:t>
-            </w:r>
-          </w:p>
-        </w:tc>
-        <w:tc>
-          <w:tcPr>
-            <w:tcW w:w="1869" w:type="dxa"/>
-          </w:tcPr>
-          <w:p>
-            <w:pPr>
-              <w:pStyle w:val="af9"/>
-              <w:rPr>
-                <w:lang w:val="en-US"/>
-              </w:rPr>
-            </w:pPr>
-            <w:r>
-              <w:rPr>
-                <w:lang w:val="en-US"/>
-              </w:rPr>
-              <w:t>1464 КБ</w:t>
-            </w:r>
-          </w:p>
-        </w:tc>
-        <w:tc>
-          <w:tcPr>
-            <w:tcW w:w="1869" w:type="dxa"/>
-          </w:tcPr>
-          <w:p>
-            <w:pPr>
-              <w:pStyle w:val="af9"/>
-              <w:rPr>
-                <w:lang w:val="en-US"/>
-              </w:rPr>
-            </w:pPr>
-            <w:r>
-              <w:rPr>
-                <w:lang w:val="en-US"/>
-              </w:rPr>
-              <w:t>7.8824</w:t>
-            </w:r>
-          </w:p>
-        </w:tc>
-        <w:tc>
-          <w:tcPr>
-            <w:tcW w:w="1869" w:type="dxa"/>
-          </w:tcPr>
-          <w:p>
-            <w:pPr>
-              <w:pStyle w:val="af9"/>
-              <w:rPr>
-                <w:lang w:val="en-US"/>
-              </w:rPr>
-            </w:pPr>
-            <w:r>
-              <w:rPr>
-                <w:lang w:val="en-US"/>
-              </w:rPr>
-              <w:t>7.9924</w:t>
-            </w:r>
-          </w:p>
-        </w:tc>
-      </w:tr>
-      <w:tr>
-        <w:tc>
-          <w:tcPr>
-            <w:tcW w:w="1869" w:type="dxa"/>
-          </w:tcPr>
-          <w:p>
-            <w:pPr>
-              <w:pStyle w:val="af9"/>
-              <w:rPr>
-                <w:lang w:val="en-US"/>
-              </w:rPr>
-            </w:pPr>
-            <w:r>
-              <w:rPr>
-                <w:lang w:val="en-US"/>
-              </w:rPr>
-              <w:t>TempApp.exe</w:t>
-            </w:r>
-          </w:p>
-        </w:tc>
-        <w:tc>
-          <w:tcPr>
-            <w:tcW w:w="1869" w:type="dxa"/>
-          </w:tcPr>
-          <w:p>
-            <w:pPr>
-              <w:pStyle w:val="af9"/>
-              <w:rPr>
-                <w:lang w:val="en-US"/>
-              </w:rPr>
-            </w:pPr>
-            <w:r>
-              <w:rPr>
-                <w:lang w:val="en-US"/>
-              </w:rPr>
-              <w:t xml:space="preserve">152,5 </w:t>
-            </w:r>
-            <w:r>
-              <w:rPr>
-                <w:lang w:val="en-US"/>
-              </w:rPr>
-              <w:t>KB</w:t>
-            </w:r>
-          </w:p>
-        </w:tc>
-        <w:tc>
-          <w:tcPr>
-            <w:tcW w:w="1869" w:type="dxa"/>
-          </w:tcPr>
-          <w:p>
-            <w:pPr>
-              <w:pStyle w:val="af9"/>
-            </w:pPr>
-            <w:r>
-              <w:rPr>
-                <w:lang w:val="en-US"/>
-              </w:rPr>
-              <w:t xml:space="preserve">63 </w:t>
-            </w:r>
-            <w:r>
-              <w:rPr>
-                <w:lang w:val="en-US"/>
-              </w:rPr>
-              <w:t>KB</w:t>
-            </w:r>
-          </w:p>
-        </w:tc>
-        <w:tc>
-          <w:tcPr>
-            <w:tcW w:w="1869" w:type="dxa"/>
-          </w:tcPr>
-          <w:p>
-            <w:pPr>
-              <w:pStyle w:val="af9"/>
-              <w:rPr>
-                <w:lang w:val="en-US"/>
-              </w:rPr>
-            </w:pPr>
-            <w:r>
-              <w:rPr>
-                <w:lang w:val="en-US"/>
-              </w:rPr>
-              <w:t>6.0890</w:t>
-            </w:r>
-          </w:p>
-        </w:tc>
-        <w:tc>
-          <w:tcPr>
-            <w:tcW w:w="1869" w:type="dxa"/>
-          </w:tcPr>
-          <w:p>
-            <w:pPr>
-              <w:pStyle w:val="af9"/>
-              <w:rPr>
-                <w:lang w:val="en-US"/>
-              </w:rPr>
-            </w:pPr>
-            <w:r>
-              <w:rPr>
-                <w:lang w:val="en-US"/>
-              </w:rPr>
-              <w:t>7.7863</w:t>
-            </w:r>
-          </w:p>
-        </w:tc>
-      </w:tr>
-    </w:tbl>
-    <w:p>
-      <w:pPr>
-        <w:pStyle w:val="af9"/>
-        <w:rPr>
-          <w:lang w:val="en-US"/>
-        </w:rPr>
       </w:pPr>
     </w:p>
     <w:p>
@@ -3043,16 +2488,7 @@
           <w:szCs w:val="28"/>
           <w:lang w:eastAsia="ru-RU"/>
         </w:rPr>
-        <w:t xml:space="preserve">-файлов поменялись незначительно, что говорит о меньшей </w:t>
-      </w:r>
-      <w:r>
-        <w:rPr>
-          <w:rFonts w:cs="Times New Roman"/>
-          <w:szCs w:val="28"/>
-          <w:lang w:eastAsia="ru-RU"/>
-        </w:rPr>
-        <w:lastRenderedPageBreak/>
-        <w:t>зависимости энтропии от адреса, то есть файл устроен более сложно.</w:t>
+        <w:t>-файлов поменялись незначительно, что говорит о меньшей зависимости энтропии от адреса, то есть файл устроен более сложно.</w:t>
       </w:r>
     </w:p>
     <w:p>

--- a/Лр1_Энтропия.docx
+++ b/Лр1_Энтропия.docx
@@ -13,7 +13,7 @@
         <w:fldChar w:fldCharType="begin"/>
       </w:r>
       <w:r>
-        <w:instrText xml:space="preserve"> HYPERLINK "https://www.miit.ru/depts/37" \o "https://www.miit.ru/depts/37" </w:instrText>
+        <w:instrText>HYPERLINK "https://www.miit.ru/depts/37" \o "https://www.miit.ru/depts/37"</w:instrText>
       </w:r>
       <w:r>
         <w:fldChar w:fldCharType="separate"/>
@@ -25,9 +25,6 @@
         <w:t>Федеральное государственное автономное образовательное учреждение высшего образования "Российский университет транспорта"</w:t>
       </w:r>
       <w:r>
-        <w:rPr>
-          <w:caps/>
-        </w:rPr>
         <w:fldChar w:fldCharType="end"/>
       </w:r>
       <w:r>
@@ -260,13 +257,48 @@
         <w:jc w:val="center"/>
         <w:rPr>
           <w:smallCaps/>
-        </w:rPr>
-      </w:pPr>
-      <w:r>
+          <w:lang w:val="en-US"/>
+        </w:rPr>
+      </w:pPr>
+    </w:p>
+    <w:p>
+      <w:pPr>
+        <w:jc w:val="center"/>
         <w:rPr>
           <w:smallCaps/>
-        </w:rPr>
-        <w:t>МОСКВА – 2025</w:t>
+          <w:lang w:val="en-US"/>
+        </w:rPr>
+      </w:pPr>
+    </w:p>
+    <w:p>
+      <w:pPr>
+        <w:jc w:val="center"/>
+        <w:rPr>
+          <w:smallCaps/>
+          <w:lang w:val="en-US"/>
+        </w:rPr>
+      </w:pPr>
+    </w:p>
+    <w:p>
+      <w:pPr>
+        <w:jc w:val="center"/>
+        <w:rPr>
+          <w:smallCaps/>
+          <w:lang w:val="en-US"/>
+        </w:rPr>
+      </w:pPr>
+      <w:r>
+        <w:rPr>
+          <w:smallCaps/>
+        </w:rPr>
+        <w:t>МОСКВА – 202</w:t>
+      </w:r>
+      <w:r>
+        <w:rPr>
+          <w:smallCaps/>
+          <w:lang w:val="en-US"/>
+        </w:rPr>
+        <w:t>6</w:t>
       </w:r>
     </w:p>
     <w:p>
@@ -547,7 +579,10 @@
         <w:spacing w:after="160"/>
       </w:pPr>
       <w:r>
-        <w:t xml:space="preserve">анализ исполняемых, графических, аудио файлов в </w:t>
+        <w:t>А</w:t>
+      </w:r>
+      <w:r>
+        <w:t xml:space="preserve">нализ исполняемых, графических, аудио файлов в </w:t>
       </w:r>
       <w:proofErr w:type="spellStart"/>
       <w:r>
@@ -802,17 +837,3942 @@
       </w:r>
     </w:p>
     <w:p/>
+    <w:p/>
+    <w:p/>
+    <w:p/>
+    <w:p>
+      <w:pPr>
+        <w:rPr>
+          <w:b/>
+          <w:bCs/>
+        </w:rPr>
+      </w:pPr>
+      <w:r>
+        <w:rPr>
+          <w:b/>
+          <w:bCs/>
+        </w:rPr>
+        <w:lastRenderedPageBreak/>
+        <w:t xml:space="preserve">Код программы на </w:t>
+      </w:r>
+      <w:r>
+        <w:rPr>
+          <w:b/>
+          <w:bCs/>
+          <w:lang w:val="en-US"/>
+        </w:rPr>
+        <w:t>C</w:t>
+      </w:r>
+      <w:r>
+        <w:rPr>
+          <w:b/>
+          <w:bCs/>
+        </w:rPr>
+        <w:t>#:</w:t>
+      </w:r>
+    </w:p>
+    <w:p>
+      <w:r>
+        <w:br/>
+      </w:r>
+      <w:r>
+        <w:rPr>
+          <w:lang w:val="en-US"/>
+        </w:rPr>
+        <w:t>using</w:t>
+      </w:r>
+      <w:r>
+        <w:t xml:space="preserve"> </w:t>
+      </w:r>
+      <w:r>
+        <w:rPr>
+          <w:lang w:val="en-US"/>
+        </w:rPr>
+        <w:t>System</w:t>
+      </w:r>
+      <w:r>
+        <w:t>;</w:t>
+      </w:r>
+    </w:p>
+    <w:p/>
+    <w:p>
+      <w:pPr>
+        <w:rPr>
+          <w:lang w:val="en-US"/>
+        </w:rPr>
+      </w:pPr>
+      <w:r>
+        <w:rPr>
+          <w:lang w:val="en-US"/>
+        </w:rPr>
+        <w:t xml:space="preserve">namespace </w:t>
+      </w:r>
+      <w:proofErr w:type="spellStart"/>
+      <w:r>
+        <w:rPr>
+          <w:lang w:val="en-US"/>
+        </w:rPr>
+        <w:t>TriangleCalculator</w:t>
+      </w:r>
+      <w:proofErr w:type="spellEnd"/>
+    </w:p>
+    <w:p>
+      <w:pPr>
+        <w:rPr>
+          <w:lang w:val="en-US"/>
+        </w:rPr>
+      </w:pPr>
+      <w:r>
+        <w:rPr>
+          <w:lang w:val="en-US"/>
+        </w:rPr>
+        <w:t>{</w:t>
+      </w:r>
+    </w:p>
+    <w:p>
+      <w:pPr>
+        <w:rPr>
+          <w:lang w:val="en-US"/>
+        </w:rPr>
+      </w:pPr>
+      <w:r>
+        <w:rPr>
+          <w:lang w:val="en-US"/>
+        </w:rPr>
+        <w:t xml:space="preserve">    class Program</w:t>
+      </w:r>
+    </w:p>
+    <w:p>
+      <w:pPr>
+        <w:rPr>
+          <w:lang w:val="en-US"/>
+        </w:rPr>
+      </w:pPr>
+      <w:r>
+        <w:rPr>
+          <w:lang w:val="en-US"/>
+        </w:rPr>
+        <w:t xml:space="preserve">    {</w:t>
+      </w:r>
+    </w:p>
+    <w:p>
+      <w:pPr>
+        <w:rPr>
+          <w:lang w:val="en-US"/>
+        </w:rPr>
+      </w:pPr>
+      <w:r>
+        <w:rPr>
+          <w:lang w:val="en-US"/>
+        </w:rPr>
+        <w:t xml:space="preserve">        static double </w:t>
+      </w:r>
+      <w:proofErr w:type="spellStart"/>
+      <w:r>
+        <w:rPr>
+          <w:lang w:val="en-US"/>
+        </w:rPr>
+        <w:t>GetCathetus</w:t>
+      </w:r>
+      <w:proofErr w:type="spellEnd"/>
+      <w:r>
+        <w:rPr>
+          <w:lang w:val="en-US"/>
+        </w:rPr>
+        <w:t>()</w:t>
+      </w:r>
+    </w:p>
+    <w:p>
+      <w:pPr>
+        <w:rPr>
+          <w:lang w:val="en-US"/>
+        </w:rPr>
+      </w:pPr>
+      <w:r>
+        <w:rPr>
+          <w:lang w:val="en-US"/>
+        </w:rPr>
+        <w:t xml:space="preserve">        {</w:t>
+      </w:r>
+    </w:p>
+    <w:p>
+      <w:pPr>
+        <w:rPr>
+          <w:lang w:val="en-US"/>
+        </w:rPr>
+      </w:pPr>
+      <w:r>
+        <w:rPr>
+          <w:lang w:val="en-US"/>
+        </w:rPr>
+        <w:t xml:space="preserve">            </w:t>
+      </w:r>
+      <w:proofErr w:type="spellStart"/>
+      <w:r>
+        <w:rPr>
+          <w:lang w:val="en-US"/>
+        </w:rPr>
+        <w:t>Console.WriteLine</w:t>
+      </w:r>
+      <w:proofErr w:type="spellEnd"/>
+      <w:r>
+        <w:rPr>
+          <w:lang w:val="en-US"/>
+        </w:rPr>
+        <w:t>("</w:t>
+      </w:r>
+      <w:r>
+        <w:t>Введите</w:t>
+      </w:r>
+      <w:r>
+        <w:rPr>
+          <w:lang w:val="en-US"/>
+        </w:rPr>
+        <w:t xml:space="preserve"> </w:t>
+      </w:r>
+      <w:r>
+        <w:t>катет</w:t>
+      </w:r>
+      <w:r>
+        <w:rPr>
+          <w:lang w:val="en-US"/>
+        </w:rPr>
+        <w:t>:");</w:t>
+      </w:r>
+    </w:p>
+    <w:p>
+      <w:pPr>
+        <w:rPr>
+          <w:lang w:val="en-US"/>
+        </w:rPr>
+      </w:pPr>
+      <w:r>
+        <w:rPr>
+          <w:lang w:val="en-US"/>
+        </w:rPr>
+        <w:t xml:space="preserve">            string input = </w:t>
+      </w:r>
+      <w:proofErr w:type="spellStart"/>
+      <w:r>
+        <w:rPr>
+          <w:lang w:val="en-US"/>
+        </w:rPr>
+        <w:t>Console.ReadLine</w:t>
+      </w:r>
+      <w:proofErr w:type="spellEnd"/>
+      <w:r>
+        <w:rPr>
+          <w:lang w:val="en-US"/>
+        </w:rPr>
+        <w:t>();</w:t>
+      </w:r>
+    </w:p>
+    <w:p>
+      <w:pPr>
+        <w:rPr>
+          <w:lang w:val="en-US"/>
+        </w:rPr>
+      </w:pPr>
+      <w:r>
+        <w:rPr>
+          <w:lang w:val="en-US"/>
+        </w:rPr>
+        <w:t xml:space="preserve">            </w:t>
+      </w:r>
+    </w:p>
+    <w:p>
+      <w:pPr>
+        <w:rPr>
+          <w:lang w:val="en-US"/>
+        </w:rPr>
+      </w:pPr>
+      <w:r>
+        <w:rPr>
+          <w:lang w:val="en-US"/>
+        </w:rPr>
+        <w:t xml:space="preserve">            if (!</w:t>
+      </w:r>
+      <w:proofErr w:type="spellStart"/>
+      <w:r>
+        <w:rPr>
+          <w:lang w:val="en-US"/>
+        </w:rPr>
+        <w:t>double.TryParse</w:t>
+      </w:r>
+      <w:proofErr w:type="spellEnd"/>
+      <w:r>
+        <w:rPr>
+          <w:lang w:val="en-US"/>
+        </w:rPr>
+        <w:t>(input, out double result) || result &lt;= 0)</w:t>
+      </w:r>
+    </w:p>
+    <w:p>
+      <w:pPr>
+        <w:rPr>
+          <w:lang w:val="en-US"/>
+        </w:rPr>
+      </w:pPr>
+      <w:r>
+        <w:rPr>
+          <w:lang w:val="en-US"/>
+        </w:rPr>
+        <w:t xml:space="preserve">            {</w:t>
+      </w:r>
+    </w:p>
+    <w:p>
+      <w:pPr>
+        <w:rPr>
+          <w:lang w:val="en-US"/>
+        </w:rPr>
+      </w:pPr>
+      <w:r>
+        <w:rPr>
+          <w:lang w:val="en-US"/>
+        </w:rPr>
+        <w:t xml:space="preserve">                </w:t>
+      </w:r>
+      <w:proofErr w:type="spellStart"/>
+      <w:r>
+        <w:rPr>
+          <w:lang w:val="en-US"/>
+        </w:rPr>
+        <w:t>Console.WriteLine</w:t>
+      </w:r>
+      <w:proofErr w:type="spellEnd"/>
+      <w:r>
+        <w:rPr>
+          <w:lang w:val="en-US"/>
+        </w:rPr>
+        <w:t>("Wrong input!");</w:t>
+      </w:r>
+    </w:p>
+    <w:p>
+      <w:pPr>
+        <w:rPr>
+          <w:lang w:val="en-US"/>
+        </w:rPr>
+      </w:pPr>
+      <w:r>
+        <w:rPr>
+          <w:lang w:val="en-US"/>
+        </w:rPr>
+        <w:t xml:space="preserve">                </w:t>
+      </w:r>
+      <w:proofErr w:type="spellStart"/>
+      <w:r>
+        <w:rPr>
+          <w:lang w:val="en-US"/>
+        </w:rPr>
+        <w:t>Environment.Exit</w:t>
+      </w:r>
+      <w:proofErr w:type="spellEnd"/>
+      <w:r>
+        <w:rPr>
+          <w:lang w:val="en-US"/>
+        </w:rPr>
+        <w:t>(1);</w:t>
+      </w:r>
+    </w:p>
+    <w:p>
+      <w:pPr>
+        <w:rPr>
+          <w:lang w:val="en-US"/>
+        </w:rPr>
+      </w:pPr>
+      <w:r>
+        <w:rPr>
+          <w:lang w:val="en-US"/>
+        </w:rPr>
+        <w:t xml:space="preserve">            }</w:t>
+      </w:r>
+    </w:p>
+    <w:p>
+      <w:pPr>
+        <w:rPr>
+          <w:lang w:val="en-US"/>
+        </w:rPr>
+      </w:pPr>
+      <w:r>
+        <w:rPr>
+          <w:lang w:val="en-US"/>
+        </w:rPr>
+        <w:t xml:space="preserve">            return result;</w:t>
+      </w:r>
+    </w:p>
+    <w:p>
+      <w:pPr>
+        <w:rPr>
+          <w:lang w:val="en-US"/>
+        </w:rPr>
+      </w:pPr>
+      <w:r>
+        <w:rPr>
+          <w:lang w:val="en-US"/>
+        </w:rPr>
+        <w:t xml:space="preserve">        }</w:t>
+      </w:r>
+    </w:p>
+    <w:p>
+      <w:pPr>
+        <w:rPr>
+          <w:lang w:val="en-US"/>
+        </w:rPr>
+      </w:pPr>
+    </w:p>
+    <w:p>
+      <w:pPr>
+        <w:rPr>
+          <w:lang w:val="en-US"/>
+        </w:rPr>
+      </w:pPr>
+      <w:r>
+        <w:rPr>
+          <w:lang w:val="en-US"/>
+        </w:rPr>
+        <w:t xml:space="preserve">        static double </w:t>
+      </w:r>
+      <w:proofErr w:type="spellStart"/>
+      <w:r>
+        <w:rPr>
+          <w:lang w:val="en-US"/>
+        </w:rPr>
+        <w:t>GetC</w:t>
+      </w:r>
+      <w:proofErr w:type="spellEnd"/>
+      <w:r>
+        <w:rPr>
+          <w:lang w:val="en-US"/>
+        </w:rPr>
+        <w:t>(double a, double b)</w:t>
+      </w:r>
+    </w:p>
+    <w:p>
+      <w:pPr>
+        <w:rPr>
+          <w:lang w:val="en-US"/>
+        </w:rPr>
+      </w:pPr>
+      <w:r>
+        <w:rPr>
+          <w:lang w:val="en-US"/>
+        </w:rPr>
+        <w:lastRenderedPageBreak/>
+        <w:t xml:space="preserve">        {</w:t>
+      </w:r>
+    </w:p>
+    <w:p>
+      <w:pPr>
+        <w:rPr>
+          <w:lang w:val="en-US"/>
+        </w:rPr>
+      </w:pPr>
+      <w:r>
+        <w:rPr>
+          <w:lang w:val="en-US"/>
+        </w:rPr>
+        <w:t xml:space="preserve">            return </w:t>
+      </w:r>
+      <w:proofErr w:type="spellStart"/>
+      <w:r>
+        <w:rPr>
+          <w:lang w:val="en-US"/>
+        </w:rPr>
+        <w:t>Math.Sqrt</w:t>
+      </w:r>
+      <w:proofErr w:type="spellEnd"/>
+      <w:r>
+        <w:rPr>
+          <w:lang w:val="en-US"/>
+        </w:rPr>
+        <w:t>(a * a + b * b);</w:t>
+      </w:r>
+    </w:p>
+    <w:p>
+      <w:pPr>
+        <w:rPr>
+          <w:lang w:val="en-US"/>
+        </w:rPr>
+      </w:pPr>
+      <w:r>
+        <w:rPr>
+          <w:lang w:val="en-US"/>
+        </w:rPr>
+        <w:t xml:space="preserve">        }</w:t>
+      </w:r>
+    </w:p>
+    <w:p>
+      <w:pPr>
+        <w:rPr>
+          <w:lang w:val="en-US"/>
+        </w:rPr>
+      </w:pPr>
+    </w:p>
+    <w:p>
+      <w:pPr>
+        <w:rPr>
+          <w:lang w:val="en-US"/>
+        </w:rPr>
+      </w:pPr>
+      <w:r>
+        <w:rPr>
+          <w:lang w:val="en-US"/>
+        </w:rPr>
+        <w:t xml:space="preserve">        static double </w:t>
+      </w:r>
+      <w:proofErr w:type="spellStart"/>
+      <w:r>
+        <w:rPr>
+          <w:lang w:val="en-US"/>
+        </w:rPr>
+        <w:t>GetPerimeter</w:t>
+      </w:r>
+      <w:proofErr w:type="spellEnd"/>
+      <w:r>
+        <w:rPr>
+          <w:lang w:val="en-US"/>
+        </w:rPr>
+        <w:t>(double a, double b, double c)</w:t>
+      </w:r>
+    </w:p>
+    <w:p>
+      <w:pPr>
+        <w:rPr>
+          <w:lang w:val="en-US"/>
+        </w:rPr>
+      </w:pPr>
+      <w:r>
+        <w:rPr>
+          <w:lang w:val="en-US"/>
+        </w:rPr>
+        <w:t xml:space="preserve">        {</w:t>
+      </w:r>
+    </w:p>
+    <w:p>
+      <w:pPr>
+        <w:rPr>
+          <w:lang w:val="en-US"/>
+        </w:rPr>
+      </w:pPr>
+      <w:r>
+        <w:rPr>
+          <w:lang w:val="en-US"/>
+        </w:rPr>
+        <w:t xml:space="preserve">            return a + b + c;</w:t>
+      </w:r>
+    </w:p>
+    <w:p>
+      <w:pPr>
+        <w:rPr>
+          <w:lang w:val="en-US"/>
+        </w:rPr>
+      </w:pPr>
+      <w:r>
+        <w:rPr>
+          <w:lang w:val="en-US"/>
+        </w:rPr>
+        <w:t xml:space="preserve">        }</w:t>
+      </w:r>
+    </w:p>
+    <w:p>
+      <w:pPr>
+        <w:rPr>
+          <w:lang w:val="en-US"/>
+        </w:rPr>
+      </w:pPr>
+    </w:p>
+    <w:p>
+      <w:pPr>
+        <w:rPr>
+          <w:lang w:val="en-US"/>
+        </w:rPr>
+      </w:pPr>
+      <w:r>
+        <w:rPr>
+          <w:lang w:val="en-US"/>
+        </w:rPr>
+        <w:t xml:space="preserve">        static double </w:t>
+      </w:r>
+      <w:proofErr w:type="spellStart"/>
+      <w:r>
+        <w:rPr>
+          <w:lang w:val="en-US"/>
+        </w:rPr>
+        <w:t>GetArea</w:t>
+      </w:r>
+      <w:proofErr w:type="spellEnd"/>
+      <w:r>
+        <w:rPr>
+          <w:lang w:val="en-US"/>
+        </w:rPr>
+        <w:t>(double a, double b)</w:t>
+      </w:r>
+    </w:p>
+    <w:p>
+      <w:pPr>
+        <w:rPr>
+          <w:lang w:val="en-US"/>
+        </w:rPr>
+      </w:pPr>
+      <w:r>
+        <w:rPr>
+          <w:lang w:val="en-US"/>
+        </w:rPr>
+        <w:t xml:space="preserve">        {</w:t>
+      </w:r>
+    </w:p>
+    <w:p>
+      <w:pPr>
+        <w:rPr>
+          <w:lang w:val="en-US"/>
+        </w:rPr>
+      </w:pPr>
+      <w:r>
+        <w:rPr>
+          <w:lang w:val="en-US"/>
+        </w:rPr>
+        <w:t xml:space="preserve">            return (a * b) / 2.0;</w:t>
+      </w:r>
+    </w:p>
+    <w:p>
+      <w:pPr>
+        <w:rPr>
+          <w:lang w:val="en-US"/>
+        </w:rPr>
+      </w:pPr>
+      <w:r>
+        <w:rPr>
+          <w:lang w:val="en-US"/>
+        </w:rPr>
+        <w:t xml:space="preserve">        }</w:t>
+      </w:r>
+    </w:p>
+    <w:p>
+      <w:pPr>
+        <w:rPr>
+          <w:lang w:val="en-US"/>
+        </w:rPr>
+      </w:pPr>
+    </w:p>
+    <w:p>
+      <w:pPr>
+        <w:rPr>
+          <w:lang w:val="en-US"/>
+        </w:rPr>
+      </w:pPr>
+      <w:r>
+        <w:rPr>
+          <w:lang w:val="en-US"/>
+        </w:rPr>
+        <w:t xml:space="preserve">        static void Main(string[] </w:t>
+      </w:r>
+      <w:proofErr w:type="spellStart"/>
+      <w:r>
+        <w:rPr>
+          <w:lang w:val="en-US"/>
+        </w:rPr>
+        <w:t>args</w:t>
+      </w:r>
+      <w:proofErr w:type="spellEnd"/>
+      <w:r>
+        <w:rPr>
+          <w:lang w:val="en-US"/>
+        </w:rPr>
+        <w:t>)</w:t>
+      </w:r>
+    </w:p>
+    <w:p>
+      <w:pPr>
+        <w:rPr>
+          <w:lang w:val="en-US"/>
+        </w:rPr>
+      </w:pPr>
+      <w:r>
+        <w:rPr>
+          <w:lang w:val="en-US"/>
+        </w:rPr>
+        <w:t xml:space="preserve">        {</w:t>
+      </w:r>
+    </w:p>
+    <w:p>
+      <w:pPr>
+        <w:rPr>
+          <w:lang w:val="en-US"/>
+        </w:rPr>
+      </w:pPr>
+      <w:r>
+        <w:rPr>
+          <w:lang w:val="en-US"/>
+        </w:rPr>
+        <w:t xml:space="preserve">            </w:t>
+      </w:r>
+      <w:proofErr w:type="spellStart"/>
+      <w:r>
+        <w:rPr>
+          <w:lang w:val="en-US"/>
+        </w:rPr>
+        <w:t>Console.OutputEncoding</w:t>
+      </w:r>
+      <w:proofErr w:type="spellEnd"/>
+      <w:r>
+        <w:rPr>
+          <w:lang w:val="en-US"/>
+        </w:rPr>
+        <w:t xml:space="preserve"> = System.Text.Encoding.UTF8;</w:t>
+      </w:r>
+    </w:p>
+    <w:p>
+      <w:pPr>
+        <w:rPr>
+          <w:lang w:val="en-US"/>
+        </w:rPr>
+      </w:pPr>
+      <w:r>
+        <w:rPr>
+          <w:lang w:val="en-US"/>
+        </w:rPr>
+        <w:t xml:space="preserve">            </w:t>
+      </w:r>
+    </w:p>
+    <w:p>
+      <w:pPr>
+        <w:rPr>
+          <w:lang w:val="en-US"/>
+        </w:rPr>
+      </w:pPr>
+      <w:r>
+        <w:rPr>
+          <w:lang w:val="en-US"/>
+        </w:rPr>
+        <w:t xml:space="preserve">            // </w:t>
+      </w:r>
+      <w:r>
+        <w:t>Ввод</w:t>
+      </w:r>
+      <w:r>
+        <w:rPr>
+          <w:lang w:val="en-US"/>
+        </w:rPr>
+        <w:t xml:space="preserve"> </w:t>
+      </w:r>
+      <w:r>
+        <w:t>данных</w:t>
+      </w:r>
+    </w:p>
+    <w:p>
+      <w:pPr>
+        <w:rPr>
+          <w:lang w:val="en-US"/>
+        </w:rPr>
+      </w:pPr>
+      <w:r>
+        <w:rPr>
+          <w:lang w:val="en-US"/>
+        </w:rPr>
+        <w:t xml:space="preserve">            double a = </w:t>
+      </w:r>
+      <w:proofErr w:type="spellStart"/>
+      <w:r>
+        <w:rPr>
+          <w:lang w:val="en-US"/>
+        </w:rPr>
+        <w:t>GetCathetus</w:t>
+      </w:r>
+      <w:proofErr w:type="spellEnd"/>
+      <w:r>
+        <w:rPr>
+          <w:lang w:val="en-US"/>
+        </w:rPr>
+        <w:t>();</w:t>
+      </w:r>
+    </w:p>
+    <w:p>
+      <w:pPr>
+        <w:rPr>
+          <w:lang w:val="en-US"/>
+        </w:rPr>
+      </w:pPr>
+      <w:r>
+        <w:rPr>
+          <w:lang w:val="en-US"/>
+        </w:rPr>
+        <w:t xml:space="preserve">            double b = </w:t>
+      </w:r>
+      <w:proofErr w:type="spellStart"/>
+      <w:r>
+        <w:rPr>
+          <w:lang w:val="en-US"/>
+        </w:rPr>
+        <w:t>GetCathetus</w:t>
+      </w:r>
+      <w:proofErr w:type="spellEnd"/>
+      <w:r>
+        <w:rPr>
+          <w:lang w:val="en-US"/>
+        </w:rPr>
+        <w:t>();</w:t>
+      </w:r>
+    </w:p>
+    <w:p>
+      <w:pPr>
+        <w:rPr>
+          <w:lang w:val="en-US"/>
+        </w:rPr>
+      </w:pPr>
+      <w:r>
+        <w:rPr>
+          <w:lang w:val="en-US"/>
+        </w:rPr>
+        <w:lastRenderedPageBreak/>
+        <w:t xml:space="preserve">            double c = </w:t>
+      </w:r>
+      <w:proofErr w:type="spellStart"/>
+      <w:r>
+        <w:rPr>
+          <w:lang w:val="en-US"/>
+        </w:rPr>
+        <w:t>GetC</w:t>
+      </w:r>
+      <w:proofErr w:type="spellEnd"/>
+      <w:r>
+        <w:rPr>
+          <w:lang w:val="en-US"/>
+        </w:rPr>
+        <w:t>(a, b);</w:t>
+      </w:r>
+    </w:p>
+    <w:p>
+      <w:pPr>
+        <w:rPr>
+          <w:lang w:val="en-US"/>
+        </w:rPr>
+      </w:pPr>
+      <w:r>
+        <w:rPr>
+          <w:lang w:val="en-US"/>
+        </w:rPr>
+        <w:t xml:space="preserve">            </w:t>
+      </w:r>
+    </w:p>
+    <w:p>
+      <w:r>
+        <w:rPr>
+          <w:lang w:val="en-US"/>
+        </w:rPr>
+        <w:t xml:space="preserve">            </w:t>
+      </w:r>
+      <w:r>
+        <w:t>// Выбор формулы</w:t>
+      </w:r>
+    </w:p>
+    <w:p>
+      <w:r>
+        <w:t xml:space="preserve">            </w:t>
+      </w:r>
+      <w:proofErr w:type="spellStart"/>
+      <w:r>
+        <w:t>Console.WriteLine</w:t>
+      </w:r>
+      <w:proofErr w:type="spellEnd"/>
+      <w:r>
+        <w:t>("Выберите формулу для вычисления:");</w:t>
+      </w:r>
+    </w:p>
+    <w:p>
+      <w:pPr>
+        <w:rPr>
+          <w:lang w:val="en-US"/>
+        </w:rPr>
+      </w:pPr>
+      <w:r>
+        <w:t xml:space="preserve">            </w:t>
+      </w:r>
+      <w:proofErr w:type="spellStart"/>
+      <w:r>
+        <w:rPr>
+          <w:lang w:val="en-US"/>
+        </w:rPr>
+        <w:t>Console.WriteLine</w:t>
+      </w:r>
+      <w:proofErr w:type="spellEnd"/>
+      <w:r>
+        <w:rPr>
+          <w:lang w:val="en-US"/>
+        </w:rPr>
+        <w:t xml:space="preserve">("1 - </w:t>
+      </w:r>
+      <w:r>
+        <w:t>Периметр</w:t>
+      </w:r>
+      <w:r>
+        <w:rPr>
+          <w:lang w:val="en-US"/>
+        </w:rPr>
+        <w:t>");</w:t>
+      </w:r>
+    </w:p>
+    <w:p>
+      <w:pPr>
+        <w:rPr>
+          <w:lang w:val="en-US"/>
+        </w:rPr>
+      </w:pPr>
+      <w:r>
+        <w:rPr>
+          <w:lang w:val="en-US"/>
+        </w:rPr>
+        <w:t xml:space="preserve">            </w:t>
+      </w:r>
+      <w:proofErr w:type="spellStart"/>
+      <w:r>
+        <w:rPr>
+          <w:lang w:val="en-US"/>
+        </w:rPr>
+        <w:t>Console.WriteLine</w:t>
+      </w:r>
+      <w:proofErr w:type="spellEnd"/>
+      <w:r>
+        <w:rPr>
+          <w:lang w:val="en-US"/>
+        </w:rPr>
+        <w:t xml:space="preserve">("2 - </w:t>
+      </w:r>
+      <w:r>
+        <w:t>Площадь</w:t>
+      </w:r>
+      <w:r>
+        <w:rPr>
+          <w:lang w:val="en-US"/>
+        </w:rPr>
+        <w:t>");</w:t>
+      </w:r>
+    </w:p>
+    <w:p>
+      <w:pPr>
+        <w:rPr>
+          <w:lang w:val="en-US"/>
+        </w:rPr>
+      </w:pPr>
+      <w:r>
+        <w:rPr>
+          <w:lang w:val="en-US"/>
+        </w:rPr>
+        <w:t xml:space="preserve">            </w:t>
+      </w:r>
+    </w:p>
+    <w:p>
+      <w:pPr>
+        <w:rPr>
+          <w:lang w:val="en-US"/>
+        </w:rPr>
+      </w:pPr>
+      <w:r>
+        <w:rPr>
+          <w:lang w:val="en-US"/>
+        </w:rPr>
+        <w:t xml:space="preserve">            if (!</w:t>
+      </w:r>
+      <w:proofErr w:type="spellStart"/>
+      <w:r>
+        <w:rPr>
+          <w:lang w:val="en-US"/>
+        </w:rPr>
+        <w:t>int.TryParse</w:t>
+      </w:r>
+      <w:proofErr w:type="spellEnd"/>
+      <w:r>
+        <w:rPr>
+          <w:lang w:val="en-US"/>
+        </w:rPr>
+        <w:t>(</w:t>
+      </w:r>
+      <w:proofErr w:type="spellStart"/>
+      <w:r>
+        <w:rPr>
+          <w:lang w:val="en-US"/>
+        </w:rPr>
+        <w:t>Console.ReadLine</w:t>
+      </w:r>
+      <w:proofErr w:type="spellEnd"/>
+      <w:r>
+        <w:rPr>
+          <w:lang w:val="en-US"/>
+        </w:rPr>
+        <w:t>(), out int formula))</w:t>
+      </w:r>
+    </w:p>
+    <w:p>
+      <w:pPr>
+        <w:rPr>
+          <w:lang w:val="en-US"/>
+        </w:rPr>
+      </w:pPr>
+      <w:r>
+        <w:rPr>
+          <w:lang w:val="en-US"/>
+        </w:rPr>
+        <w:t xml:space="preserve">            {</w:t>
+      </w:r>
+    </w:p>
+    <w:p>
+      <w:pPr>
+        <w:rPr>
+          <w:lang w:val="en-US"/>
+        </w:rPr>
+      </w:pPr>
+      <w:r>
+        <w:rPr>
+          <w:lang w:val="en-US"/>
+        </w:rPr>
+        <w:t xml:space="preserve">                </w:t>
+      </w:r>
+      <w:proofErr w:type="spellStart"/>
+      <w:r>
+        <w:rPr>
+          <w:lang w:val="en-US"/>
+        </w:rPr>
+        <w:t>Console.WriteLine</w:t>
+      </w:r>
+      <w:proofErr w:type="spellEnd"/>
+      <w:r>
+        <w:rPr>
+          <w:lang w:val="en-US"/>
+        </w:rPr>
+        <w:t>("Wrong input!");</w:t>
+      </w:r>
+    </w:p>
+    <w:p>
+      <w:pPr>
+        <w:rPr>
+          <w:lang w:val="en-US"/>
+        </w:rPr>
+      </w:pPr>
+      <w:r>
+        <w:rPr>
+          <w:lang w:val="en-US"/>
+        </w:rPr>
+        <w:t xml:space="preserve">                return;</w:t>
+      </w:r>
+    </w:p>
+    <w:p>
+      <w:r>
+        <w:rPr>
+          <w:lang w:val="en-US"/>
+        </w:rPr>
+        <w:t xml:space="preserve">            </w:t>
+      </w:r>
+      <w:r>
+        <w:t>}</w:t>
+      </w:r>
+    </w:p>
+    <w:p>
+      <w:r>
+        <w:t xml:space="preserve">            </w:t>
+      </w:r>
+    </w:p>
+    <w:p>
+      <w:r>
+        <w:t xml:space="preserve">            // Вычисление выбранной формулы</w:t>
+      </w:r>
+    </w:p>
+    <w:p>
+      <w:r>
+        <w:t xml:space="preserve">            </w:t>
+      </w:r>
+      <w:proofErr w:type="spellStart"/>
+      <w:r>
+        <w:t>switch</w:t>
+      </w:r>
+      <w:proofErr w:type="spellEnd"/>
+      <w:r>
+        <w:t xml:space="preserve"> (</w:t>
+      </w:r>
+      <w:proofErr w:type="spellStart"/>
+      <w:r>
+        <w:t>formula</w:t>
+      </w:r>
+      <w:proofErr w:type="spellEnd"/>
+      <w:r>
+        <w:t>)</w:t>
+      </w:r>
+    </w:p>
+    <w:p>
+      <w:pPr>
+        <w:rPr>
+          <w:lang w:val="en-US"/>
+        </w:rPr>
+      </w:pPr>
+      <w:r>
+        <w:t xml:space="preserve">            </w:t>
+      </w:r>
+      <w:r>
+        <w:rPr>
+          <w:lang w:val="en-US"/>
+        </w:rPr>
+        <w:t>{</w:t>
+      </w:r>
+    </w:p>
+    <w:p>
+      <w:pPr>
+        <w:rPr>
+          <w:lang w:val="en-US"/>
+        </w:rPr>
+      </w:pPr>
+      <w:r>
+        <w:rPr>
+          <w:lang w:val="en-US"/>
+        </w:rPr>
+        <w:t xml:space="preserve">                case 1:</w:t>
+      </w:r>
+    </w:p>
+    <w:p>
+      <w:pPr>
+        <w:rPr>
+          <w:lang w:val="en-US"/>
+        </w:rPr>
+      </w:pPr>
+      <w:r>
+        <w:rPr>
+          <w:lang w:val="en-US"/>
+        </w:rPr>
+        <w:t xml:space="preserve">                    </w:t>
+      </w:r>
+      <w:proofErr w:type="spellStart"/>
+      <w:r>
+        <w:rPr>
+          <w:lang w:val="en-US"/>
+        </w:rPr>
+        <w:t>Console.WriteLine</w:t>
+      </w:r>
+      <w:proofErr w:type="spellEnd"/>
+      <w:r>
+        <w:rPr>
+          <w:lang w:val="en-US"/>
+        </w:rPr>
+        <w:t>($"</w:t>
+      </w:r>
+      <w:r>
+        <w:t>Периметр</w:t>
+      </w:r>
+      <w:r>
+        <w:rPr>
+          <w:lang w:val="en-US"/>
+        </w:rPr>
+        <w:t xml:space="preserve"> </w:t>
+      </w:r>
+      <w:r>
+        <w:t>треугольника</w:t>
+      </w:r>
+      <w:r>
+        <w:rPr>
+          <w:lang w:val="en-US"/>
+        </w:rPr>
+        <w:t>: {</w:t>
+      </w:r>
+      <w:proofErr w:type="spellStart"/>
+      <w:r>
+        <w:rPr>
+          <w:lang w:val="en-US"/>
+        </w:rPr>
+        <w:t>GetPerimeter</w:t>
+      </w:r>
+      <w:proofErr w:type="spellEnd"/>
+      <w:r>
+        <w:rPr>
+          <w:lang w:val="en-US"/>
+        </w:rPr>
+        <w:t>(a, b, c):F2}");</w:t>
+      </w:r>
+    </w:p>
+    <w:p>
+      <w:pPr>
+        <w:rPr>
+          <w:lang w:val="en-US"/>
+        </w:rPr>
+      </w:pPr>
+      <w:r>
+        <w:rPr>
+          <w:lang w:val="en-US"/>
+        </w:rPr>
+        <w:t xml:space="preserve">                    break;</w:t>
+      </w:r>
+    </w:p>
+    <w:p>
+      <w:pPr>
+        <w:rPr>
+          <w:lang w:val="en-US"/>
+        </w:rPr>
+      </w:pPr>
+      <w:r>
+        <w:rPr>
+          <w:lang w:val="en-US"/>
+        </w:rPr>
+        <w:t xml:space="preserve">                case 2:</w:t>
+      </w:r>
+    </w:p>
+    <w:p>
+      <w:pPr>
+        <w:rPr>
+          <w:lang w:val="en-US"/>
+        </w:rPr>
+      </w:pPr>
+      <w:r>
+        <w:rPr>
+          <w:lang w:val="en-US"/>
+        </w:rPr>
+        <w:t xml:space="preserve">                    </w:t>
+      </w:r>
+      <w:proofErr w:type="spellStart"/>
+      <w:r>
+        <w:rPr>
+          <w:lang w:val="en-US"/>
+        </w:rPr>
+        <w:t>Console.WriteLine</w:t>
+      </w:r>
+      <w:proofErr w:type="spellEnd"/>
+      <w:r>
+        <w:rPr>
+          <w:lang w:val="en-US"/>
+        </w:rPr>
+        <w:t>($"</w:t>
+      </w:r>
+      <w:r>
+        <w:t>Площадь</w:t>
+      </w:r>
+      <w:r>
+        <w:rPr>
+          <w:lang w:val="en-US"/>
+        </w:rPr>
+        <w:t xml:space="preserve"> </w:t>
+      </w:r>
+      <w:r>
+        <w:t>треугольника</w:t>
+      </w:r>
+      <w:r>
+        <w:rPr>
+          <w:lang w:val="en-US"/>
+        </w:rPr>
+        <w:t>: {</w:t>
+      </w:r>
+      <w:proofErr w:type="spellStart"/>
+      <w:r>
+        <w:rPr>
+          <w:lang w:val="en-US"/>
+        </w:rPr>
+        <w:t>GetArea</w:t>
+      </w:r>
+      <w:proofErr w:type="spellEnd"/>
+      <w:r>
+        <w:rPr>
+          <w:lang w:val="en-US"/>
+        </w:rPr>
+        <w:t>(a, b):F2}");</w:t>
+      </w:r>
+    </w:p>
+    <w:p>
+      <w:pPr>
+        <w:rPr>
+          <w:lang w:val="en-US"/>
+        </w:rPr>
+      </w:pPr>
+      <w:r>
+        <w:rPr>
+          <w:lang w:val="en-US"/>
+        </w:rPr>
+        <w:lastRenderedPageBreak/>
+        <w:t xml:space="preserve">                    break;</w:t>
+      </w:r>
+    </w:p>
+    <w:p>
+      <w:pPr>
+        <w:rPr>
+          <w:lang w:val="en-US"/>
+        </w:rPr>
+      </w:pPr>
+      <w:r>
+        <w:rPr>
+          <w:lang w:val="en-US"/>
+        </w:rPr>
+        <w:t xml:space="preserve">                default:</w:t>
+      </w:r>
+    </w:p>
+    <w:p>
+      <w:pPr>
+        <w:rPr>
+          <w:lang w:val="en-US"/>
+        </w:rPr>
+      </w:pPr>
+      <w:r>
+        <w:rPr>
+          <w:lang w:val="en-US"/>
+        </w:rPr>
+        <w:t xml:space="preserve">                    </w:t>
+      </w:r>
+      <w:proofErr w:type="spellStart"/>
+      <w:r>
+        <w:rPr>
+          <w:lang w:val="en-US"/>
+        </w:rPr>
+        <w:t>Console.WriteLine</w:t>
+      </w:r>
+      <w:proofErr w:type="spellEnd"/>
+      <w:r>
+        <w:rPr>
+          <w:lang w:val="en-US"/>
+        </w:rPr>
+        <w:t>("</w:t>
+      </w:r>
+      <w:r>
+        <w:t>Некорректный</w:t>
+      </w:r>
+      <w:r>
+        <w:rPr>
+          <w:lang w:val="en-US"/>
+        </w:rPr>
+        <w:t xml:space="preserve"> </w:t>
+      </w:r>
+      <w:r>
+        <w:t>выбор</w:t>
+      </w:r>
+      <w:r>
+        <w:rPr>
+          <w:lang w:val="en-US"/>
+        </w:rPr>
+        <w:t xml:space="preserve"> </w:t>
+      </w:r>
+      <w:r>
+        <w:t>формулы</w:t>
+      </w:r>
+      <w:r>
+        <w:rPr>
+          <w:lang w:val="en-US"/>
+        </w:rPr>
+        <w:t>");</w:t>
+      </w:r>
+    </w:p>
+    <w:p>
+      <w:pPr>
+        <w:rPr>
+          <w:lang w:val="en-US"/>
+        </w:rPr>
+      </w:pPr>
+      <w:r>
+        <w:rPr>
+          <w:lang w:val="en-US"/>
+        </w:rPr>
+        <w:t xml:space="preserve">                    </w:t>
+      </w:r>
+      <w:r>
+        <w:rPr>
+          <w:lang w:val="en-US"/>
+        </w:rPr>
+        <w:t>break;</w:t>
+      </w:r>
+    </w:p>
+    <w:p>
+      <w:pPr>
+        <w:rPr>
+          <w:lang w:val="en-US"/>
+        </w:rPr>
+      </w:pPr>
+      <w:r>
+        <w:rPr>
+          <w:lang w:val="en-US"/>
+        </w:rPr>
+        <w:t xml:space="preserve">            }</w:t>
+      </w:r>
+    </w:p>
+    <w:p>
+      <w:pPr>
+        <w:rPr>
+          <w:lang w:val="en-US"/>
+        </w:rPr>
+      </w:pPr>
+      <w:r>
+        <w:rPr>
+          <w:lang w:val="en-US"/>
+        </w:rPr>
+        <w:t xml:space="preserve">        }</w:t>
+      </w:r>
+    </w:p>
+    <w:p>
+      <w:pPr>
+        <w:rPr>
+          <w:lang w:val="en-US"/>
+        </w:rPr>
+      </w:pPr>
+      <w:r>
+        <w:rPr>
+          <w:lang w:val="en-US"/>
+        </w:rPr>
+        <w:t xml:space="preserve">    }</w:t>
+      </w:r>
+    </w:p>
+    <w:p>
+      <w:pPr>
+        <w:rPr>
+          <w:lang w:val="en-US"/>
+        </w:rPr>
+      </w:pPr>
+      <w:r>
+        <w:rPr>
+          <w:lang w:val="en-US"/>
+        </w:rPr>
+        <w:t>}</w:t>
+      </w:r>
+      <w:r>
+        <w:rPr>
+          <w:lang w:val="en-US"/>
+        </w:rPr>
+        <w:br/>
+      </w:r>
+      <w:r>
+        <w:rPr>
+          <w:lang w:val="en-US"/>
+        </w:rPr>
+        <w:br/>
+      </w:r>
+      <w:r>
+        <w:rPr>
+          <w:b/>
+          <w:bCs/>
+        </w:rPr>
+        <w:t>Код</w:t>
+      </w:r>
+      <w:r>
+        <w:rPr>
+          <w:b/>
+          <w:bCs/>
+          <w:lang w:val="en-US"/>
+        </w:rPr>
+        <w:t xml:space="preserve"> </w:t>
+      </w:r>
+      <w:r>
+        <w:rPr>
+          <w:b/>
+          <w:bCs/>
+        </w:rPr>
+        <w:t>программы</w:t>
+      </w:r>
+      <w:r>
+        <w:rPr>
+          <w:b/>
+          <w:bCs/>
+          <w:lang w:val="en-US"/>
+        </w:rPr>
+        <w:t xml:space="preserve"> </w:t>
+      </w:r>
+      <w:r>
+        <w:rPr>
+          <w:b/>
+          <w:bCs/>
+        </w:rPr>
+        <w:t>на</w:t>
+      </w:r>
+      <w:r>
+        <w:rPr>
+          <w:b/>
+          <w:bCs/>
+          <w:lang w:val="en-US"/>
+        </w:rPr>
+        <w:t xml:space="preserve"> python:</w:t>
+      </w:r>
+      <w:r>
+        <w:rPr>
+          <w:lang w:val="en-US"/>
+        </w:rPr>
+        <w:br/>
+      </w:r>
+      <w:r>
+        <w:rPr>
+          <w:lang w:val="en-US"/>
+        </w:rPr>
+        <w:br/>
+        <w:t>import math</w:t>
+      </w:r>
+    </w:p>
+    <w:p>
+      <w:pPr>
+        <w:rPr>
+          <w:lang w:val="en-US"/>
+        </w:rPr>
+      </w:pPr>
+      <w:r>
+        <w:rPr>
+          <w:lang w:val="en-US"/>
+        </w:rPr>
+        <w:t>import sys</w:t>
+      </w:r>
+    </w:p>
+    <w:p>
+      <w:pPr>
+        <w:rPr>
+          <w:lang w:val="en-US"/>
+        </w:rPr>
+      </w:pPr>
+    </w:p>
+    <w:p>
+      <w:pPr>
+        <w:rPr>
+          <w:lang w:val="en-US"/>
+        </w:rPr>
+      </w:pPr>
+      <w:r>
+        <w:rPr>
+          <w:lang w:val="en-US"/>
+        </w:rPr>
+        <w:t xml:space="preserve">def </w:t>
+      </w:r>
+      <w:proofErr w:type="spellStart"/>
+      <w:r>
+        <w:rPr>
+          <w:lang w:val="en-US"/>
+        </w:rPr>
+        <w:t>get_cathetus</w:t>
+      </w:r>
+      <w:proofErr w:type="spellEnd"/>
+      <w:r>
+        <w:rPr>
+          <w:lang w:val="en-US"/>
+        </w:rPr>
+        <w:t>():</w:t>
+      </w:r>
+    </w:p>
+    <w:p>
+      <w:r>
+        <w:rPr>
+          <w:lang w:val="en-US"/>
+        </w:rPr>
+        <w:t xml:space="preserve">    </w:t>
+      </w:r>
+      <w:r>
+        <w:t>"""Ввод катета с проверкой"""</w:t>
+      </w:r>
+    </w:p>
+    <w:p>
+      <w:r>
+        <w:t xml:space="preserve">    </w:t>
+      </w:r>
+      <w:proofErr w:type="spellStart"/>
+      <w:r>
+        <w:t>try</w:t>
+      </w:r>
+      <w:proofErr w:type="spellEnd"/>
+      <w:r>
+        <w:t>:</w:t>
+      </w:r>
+    </w:p>
+    <w:p>
+      <w:r>
+        <w:t xml:space="preserve">        </w:t>
+      </w:r>
+      <w:proofErr w:type="spellStart"/>
+      <w:r>
+        <w:t>res</w:t>
+      </w:r>
+      <w:proofErr w:type="spellEnd"/>
+      <w:r>
+        <w:t xml:space="preserve"> = </w:t>
+      </w:r>
+      <w:proofErr w:type="spellStart"/>
+      <w:r>
+        <w:t>float</w:t>
+      </w:r>
+      <w:proofErr w:type="spellEnd"/>
+      <w:r>
+        <w:t>(</w:t>
+      </w:r>
+      <w:proofErr w:type="spellStart"/>
+      <w:r>
+        <w:t>input</w:t>
+      </w:r>
+      <w:proofErr w:type="spellEnd"/>
+      <w:r>
+        <w:t>("Введите катет: "))</w:t>
+      </w:r>
+    </w:p>
+    <w:p>
+      <w:pPr>
+        <w:rPr>
+          <w:lang w:val="en-US"/>
+        </w:rPr>
+      </w:pPr>
+      <w:r>
+        <w:t xml:space="preserve">        </w:t>
+      </w:r>
+      <w:r>
+        <w:rPr>
+          <w:lang w:val="en-US"/>
+        </w:rPr>
+        <w:t>if res &lt;= 0:</w:t>
+      </w:r>
+    </w:p>
+    <w:p>
+      <w:pPr>
+        <w:rPr>
+          <w:lang w:val="en-US"/>
+        </w:rPr>
+      </w:pPr>
+      <w:r>
+        <w:rPr>
+          <w:lang w:val="en-US"/>
+        </w:rPr>
+        <w:t xml:space="preserve">            raise </w:t>
+      </w:r>
+      <w:proofErr w:type="spellStart"/>
+      <w:r>
+        <w:rPr>
+          <w:lang w:val="en-US"/>
+        </w:rPr>
+        <w:t>ValueError</w:t>
+      </w:r>
+      <w:proofErr w:type="spellEnd"/>
+    </w:p>
+    <w:p>
+      <w:pPr>
+        <w:rPr>
+          <w:lang w:val="en-US"/>
+        </w:rPr>
+      </w:pPr>
+      <w:r>
+        <w:rPr>
+          <w:lang w:val="en-US"/>
+        </w:rPr>
+        <w:t xml:space="preserve">        return res</w:t>
+      </w:r>
+    </w:p>
+    <w:p>
+      <w:pPr>
+        <w:rPr>
+          <w:lang w:val="en-US"/>
+        </w:rPr>
+      </w:pPr>
+      <w:r>
+        <w:rPr>
+          <w:lang w:val="en-US"/>
+        </w:rPr>
+        <w:t xml:space="preserve">    except </w:t>
+      </w:r>
+      <w:proofErr w:type="spellStart"/>
+      <w:r>
+        <w:rPr>
+          <w:lang w:val="en-US"/>
+        </w:rPr>
+        <w:t>ValueError</w:t>
+      </w:r>
+      <w:proofErr w:type="spellEnd"/>
+      <w:r>
+        <w:rPr>
+          <w:lang w:val="en-US"/>
+        </w:rPr>
+        <w:t>:</w:t>
+      </w:r>
+    </w:p>
+    <w:p>
+      <w:pPr>
+        <w:rPr>
+          <w:lang w:val="en-US"/>
+        </w:rPr>
+      </w:pPr>
+      <w:r>
+        <w:rPr>
+          <w:lang w:val="en-US"/>
+        </w:rPr>
+        <w:t xml:space="preserve">        print("Wrong input!")</w:t>
+      </w:r>
+    </w:p>
+    <w:p>
+      <w:pPr>
+        <w:rPr>
+          <w:lang w:val="en-US"/>
+        </w:rPr>
+      </w:pPr>
+      <w:r>
+        <w:rPr>
+          <w:lang w:val="en-US"/>
+        </w:rPr>
+        <w:lastRenderedPageBreak/>
+        <w:t xml:space="preserve">        </w:t>
+      </w:r>
+      <w:proofErr w:type="spellStart"/>
+      <w:r>
+        <w:rPr>
+          <w:lang w:val="en-US"/>
+        </w:rPr>
+        <w:t>sys.exit</w:t>
+      </w:r>
+      <w:proofErr w:type="spellEnd"/>
+      <w:r>
+        <w:rPr>
+          <w:lang w:val="en-US"/>
+        </w:rPr>
+        <w:t>(1)</w:t>
+      </w:r>
+    </w:p>
+    <w:p>
+      <w:pPr>
+        <w:rPr>
+          <w:lang w:val="en-US"/>
+        </w:rPr>
+      </w:pPr>
+    </w:p>
+    <w:p>
+      <w:pPr>
+        <w:rPr>
+          <w:lang w:val="en-US"/>
+        </w:rPr>
+      </w:pPr>
+      <w:r>
+        <w:rPr>
+          <w:lang w:val="en-US"/>
+        </w:rPr>
+        <w:t xml:space="preserve">def </w:t>
+      </w:r>
+      <w:proofErr w:type="spellStart"/>
+      <w:r>
+        <w:rPr>
+          <w:lang w:val="en-US"/>
+        </w:rPr>
+        <w:t>get_c</w:t>
+      </w:r>
+      <w:proofErr w:type="spellEnd"/>
+      <w:r>
+        <w:rPr>
+          <w:lang w:val="en-US"/>
+        </w:rPr>
+        <w:t>(a, b):</w:t>
+      </w:r>
+    </w:p>
+    <w:p>
+      <w:pPr>
+        <w:rPr>
+          <w:lang w:val="en-US"/>
+        </w:rPr>
+      </w:pPr>
+      <w:r>
+        <w:rPr>
+          <w:lang w:val="en-US"/>
+        </w:rPr>
+        <w:t xml:space="preserve">    """</w:t>
+      </w:r>
+      <w:r>
+        <w:t>Вычисление</w:t>
+      </w:r>
+      <w:r>
+        <w:rPr>
+          <w:lang w:val="en-US"/>
+        </w:rPr>
+        <w:t xml:space="preserve"> </w:t>
+      </w:r>
+      <w:r>
+        <w:t>гипотенузы</w:t>
+      </w:r>
+      <w:r>
+        <w:rPr>
+          <w:lang w:val="en-US"/>
+        </w:rPr>
+        <w:t>"""</w:t>
+      </w:r>
+    </w:p>
+    <w:p>
+      <w:pPr>
+        <w:rPr>
+          <w:lang w:val="en-US"/>
+        </w:rPr>
+      </w:pPr>
+      <w:r>
+        <w:rPr>
+          <w:lang w:val="en-US"/>
+        </w:rPr>
+        <w:t xml:space="preserve">    return </w:t>
+      </w:r>
+      <w:proofErr w:type="spellStart"/>
+      <w:r>
+        <w:rPr>
+          <w:lang w:val="en-US"/>
+        </w:rPr>
+        <w:t>math.sqrt</w:t>
+      </w:r>
+      <w:proofErr w:type="spellEnd"/>
+      <w:r>
+        <w:rPr>
+          <w:lang w:val="en-US"/>
+        </w:rPr>
+        <w:t>(a * a + b * b)</w:t>
+      </w:r>
+    </w:p>
+    <w:p>
+      <w:pPr>
+        <w:rPr>
+          <w:lang w:val="en-US"/>
+        </w:rPr>
+      </w:pPr>
+    </w:p>
+    <w:p>
+      <w:pPr>
+        <w:rPr>
+          <w:lang w:val="en-US"/>
+        </w:rPr>
+      </w:pPr>
+      <w:r>
+        <w:rPr>
+          <w:lang w:val="en-US"/>
+        </w:rPr>
+        <w:t xml:space="preserve">def </w:t>
+      </w:r>
+      <w:proofErr w:type="spellStart"/>
+      <w:r>
+        <w:rPr>
+          <w:lang w:val="en-US"/>
+        </w:rPr>
+        <w:t>get_perimeter</w:t>
+      </w:r>
+      <w:proofErr w:type="spellEnd"/>
+      <w:r>
+        <w:rPr>
+          <w:lang w:val="en-US"/>
+        </w:rPr>
+        <w:t>(a, b, c):</w:t>
+      </w:r>
+    </w:p>
+    <w:p>
+      <w:r>
+        <w:rPr>
+          <w:lang w:val="en-US"/>
+        </w:rPr>
+        <w:t xml:space="preserve">    </w:t>
+      </w:r>
+      <w:r>
+        <w:t>"""Вычисление периметра"""</w:t>
+      </w:r>
+    </w:p>
+    <w:p>
+      <w:r>
+        <w:t xml:space="preserve">    </w:t>
+      </w:r>
+      <w:proofErr w:type="spellStart"/>
+      <w:r>
+        <w:t>return</w:t>
+      </w:r>
+      <w:proofErr w:type="spellEnd"/>
+      <w:r>
+        <w:t xml:space="preserve"> a + b + c</w:t>
+      </w:r>
+    </w:p>
+    <w:p/>
+    <w:p>
+      <w:pPr>
+        <w:rPr>
+          <w:lang w:val="en-US"/>
+        </w:rPr>
+      </w:pPr>
+      <w:r>
+        <w:rPr>
+          <w:lang w:val="en-US"/>
+        </w:rPr>
+        <w:t xml:space="preserve">def </w:t>
+      </w:r>
+      <w:proofErr w:type="spellStart"/>
+      <w:r>
+        <w:rPr>
+          <w:lang w:val="en-US"/>
+        </w:rPr>
+        <w:t>get_area</w:t>
+      </w:r>
+      <w:proofErr w:type="spellEnd"/>
+      <w:r>
+        <w:rPr>
+          <w:lang w:val="en-US"/>
+        </w:rPr>
+        <w:t>(a, b):</w:t>
+      </w:r>
+    </w:p>
+    <w:p>
+      <w:r>
+        <w:rPr>
+          <w:lang w:val="en-US"/>
+        </w:rPr>
+        <w:t xml:space="preserve">    </w:t>
+      </w:r>
+      <w:r>
+        <w:t>"""Вычисление площади"""</w:t>
+      </w:r>
+    </w:p>
+    <w:p>
+      <w:r>
+        <w:t xml:space="preserve">    </w:t>
+      </w:r>
+      <w:proofErr w:type="spellStart"/>
+      <w:r>
+        <w:t>return</w:t>
+      </w:r>
+      <w:proofErr w:type="spellEnd"/>
+      <w:r>
+        <w:t xml:space="preserve"> (a * b) / 2.0</w:t>
+      </w:r>
+    </w:p>
+    <w:p/>
+    <w:p>
+      <w:pPr>
+        <w:rPr>
+          <w:lang w:val="en-US"/>
+        </w:rPr>
+      </w:pPr>
+      <w:r>
+        <w:rPr>
+          <w:lang w:val="en-US"/>
+        </w:rPr>
+        <w:t>def main():</w:t>
+      </w:r>
+    </w:p>
+    <w:p>
+      <w:pPr>
+        <w:rPr>
+          <w:lang w:val="en-US"/>
+        </w:rPr>
+      </w:pPr>
+      <w:r>
+        <w:rPr>
+          <w:lang w:val="en-US"/>
+        </w:rPr>
+        <w:t xml:space="preserve">    # </w:t>
+      </w:r>
+      <w:r>
+        <w:t>Ввод</w:t>
+      </w:r>
+      <w:r>
+        <w:rPr>
+          <w:lang w:val="en-US"/>
+        </w:rPr>
+        <w:t xml:space="preserve"> </w:t>
+      </w:r>
+      <w:r>
+        <w:t>данных</w:t>
+      </w:r>
+    </w:p>
+    <w:p>
+      <w:pPr>
+        <w:rPr>
+          <w:lang w:val="en-US"/>
+        </w:rPr>
+      </w:pPr>
+      <w:r>
+        <w:rPr>
+          <w:lang w:val="en-US"/>
+        </w:rPr>
+        <w:t xml:space="preserve">    a = </w:t>
+      </w:r>
+      <w:proofErr w:type="spellStart"/>
+      <w:r>
+        <w:rPr>
+          <w:lang w:val="en-US"/>
+        </w:rPr>
+        <w:t>get_cathetus</w:t>
+      </w:r>
+      <w:proofErr w:type="spellEnd"/>
+      <w:r>
+        <w:rPr>
+          <w:lang w:val="en-US"/>
+        </w:rPr>
+        <w:t>()</w:t>
+      </w:r>
+    </w:p>
+    <w:p>
+      <w:pPr>
+        <w:rPr>
+          <w:lang w:val="en-US"/>
+        </w:rPr>
+      </w:pPr>
+      <w:r>
+        <w:rPr>
+          <w:lang w:val="en-US"/>
+        </w:rPr>
+        <w:t xml:space="preserve">    b = </w:t>
+      </w:r>
+      <w:proofErr w:type="spellStart"/>
+      <w:r>
+        <w:rPr>
+          <w:lang w:val="en-US"/>
+        </w:rPr>
+        <w:t>get_cathetus</w:t>
+      </w:r>
+      <w:proofErr w:type="spellEnd"/>
+      <w:r>
+        <w:rPr>
+          <w:lang w:val="en-US"/>
+        </w:rPr>
+        <w:t>()</w:t>
+      </w:r>
+    </w:p>
+    <w:p>
+      <w:pPr>
+        <w:rPr>
+          <w:lang w:val="en-US"/>
+        </w:rPr>
+      </w:pPr>
+      <w:r>
+        <w:rPr>
+          <w:lang w:val="en-US"/>
+        </w:rPr>
+        <w:t xml:space="preserve">    c = </w:t>
+      </w:r>
+      <w:proofErr w:type="spellStart"/>
+      <w:r>
+        <w:rPr>
+          <w:lang w:val="en-US"/>
+        </w:rPr>
+        <w:t>get_c</w:t>
+      </w:r>
+      <w:proofErr w:type="spellEnd"/>
+      <w:r>
+        <w:rPr>
+          <w:lang w:val="en-US"/>
+        </w:rPr>
+        <w:t>(a, b)</w:t>
+      </w:r>
+    </w:p>
+    <w:p>
+      <w:pPr>
+        <w:rPr>
+          <w:lang w:val="en-US"/>
+        </w:rPr>
+      </w:pPr>
+      <w:r>
+        <w:rPr>
+          <w:lang w:val="en-US"/>
+        </w:rPr>
+        <w:t xml:space="preserve">    </w:t>
+      </w:r>
+    </w:p>
+    <w:p>
+      <w:r>
+        <w:rPr>
+          <w:lang w:val="en-US"/>
+        </w:rPr>
+        <w:t xml:space="preserve">    </w:t>
+      </w:r>
+      <w:r>
+        <w:t># Выбор формулы</w:t>
+      </w:r>
+    </w:p>
+    <w:p>
+      <w:r>
+        <w:lastRenderedPageBreak/>
+        <w:t xml:space="preserve">    </w:t>
+      </w:r>
+      <w:proofErr w:type="spellStart"/>
+      <w:r>
+        <w:t>print</w:t>
+      </w:r>
+      <w:proofErr w:type="spellEnd"/>
+      <w:r>
+        <w:t>("Выберите формулу для вычисления:")</w:t>
+      </w:r>
+    </w:p>
+    <w:p>
+      <w:pPr>
+        <w:rPr>
+          <w:lang w:val="en-US"/>
+        </w:rPr>
+      </w:pPr>
+      <w:r>
+        <w:t xml:space="preserve">    </w:t>
+      </w:r>
+      <w:r>
+        <w:rPr>
+          <w:lang w:val="en-US"/>
+        </w:rPr>
+        <w:t xml:space="preserve">print("1 - </w:t>
+      </w:r>
+      <w:r>
+        <w:t>Периметр</w:t>
+      </w:r>
+      <w:r>
+        <w:rPr>
+          <w:lang w:val="en-US"/>
+        </w:rPr>
+        <w:t>")</w:t>
+      </w:r>
+    </w:p>
+    <w:p>
+      <w:pPr>
+        <w:rPr>
+          <w:lang w:val="en-US"/>
+        </w:rPr>
+      </w:pPr>
+      <w:r>
+        <w:rPr>
+          <w:lang w:val="en-US"/>
+        </w:rPr>
+        <w:t xml:space="preserve">    print("2 - </w:t>
+      </w:r>
+      <w:r>
+        <w:t>Площадь</w:t>
+      </w:r>
+      <w:r>
+        <w:rPr>
+          <w:lang w:val="en-US"/>
+        </w:rPr>
+        <w:t>")</w:t>
+      </w:r>
+    </w:p>
+    <w:p>
+      <w:pPr>
+        <w:rPr>
+          <w:lang w:val="en-US"/>
+        </w:rPr>
+      </w:pPr>
+      <w:r>
+        <w:rPr>
+          <w:lang w:val="en-US"/>
+        </w:rPr>
+        <w:t xml:space="preserve">    </w:t>
+      </w:r>
+    </w:p>
+    <w:p>
+      <w:pPr>
+        <w:rPr>
+          <w:lang w:val="en-US"/>
+        </w:rPr>
+      </w:pPr>
+      <w:r>
+        <w:rPr>
+          <w:lang w:val="en-US"/>
+        </w:rPr>
+        <w:t xml:space="preserve">    try:</w:t>
+      </w:r>
+    </w:p>
+    <w:p>
+      <w:pPr>
+        <w:rPr>
+          <w:lang w:val="en-US"/>
+        </w:rPr>
+      </w:pPr>
+      <w:r>
+        <w:rPr>
+          <w:lang w:val="en-US"/>
+        </w:rPr>
+        <w:t xml:space="preserve">        formula = int(input())</w:t>
+      </w:r>
+    </w:p>
+    <w:p>
+      <w:pPr>
+        <w:rPr>
+          <w:lang w:val="en-US"/>
+        </w:rPr>
+      </w:pPr>
+      <w:r>
+        <w:rPr>
+          <w:lang w:val="en-US"/>
+        </w:rPr>
+        <w:t xml:space="preserve">        </w:t>
+      </w:r>
+    </w:p>
+    <w:p>
+      <w:pPr>
+        <w:rPr>
+          <w:lang w:val="en-US"/>
+        </w:rPr>
+      </w:pPr>
+      <w:r>
+        <w:rPr>
+          <w:lang w:val="en-US"/>
+        </w:rPr>
+        <w:t xml:space="preserve">        if formula == 1:</w:t>
+      </w:r>
+    </w:p>
+    <w:p>
+      <w:pPr>
+        <w:rPr>
+          <w:lang w:val="en-US"/>
+        </w:rPr>
+      </w:pPr>
+      <w:r>
+        <w:rPr>
+          <w:lang w:val="en-US"/>
+        </w:rPr>
+        <w:t xml:space="preserve">            print(f"</w:t>
+      </w:r>
+      <w:r>
+        <w:t>Периметр</w:t>
+      </w:r>
+      <w:r>
+        <w:rPr>
+          <w:lang w:val="en-US"/>
+        </w:rPr>
+        <w:t xml:space="preserve"> </w:t>
+      </w:r>
+      <w:r>
+        <w:t>треугольника</w:t>
+      </w:r>
+      <w:r>
+        <w:rPr>
+          <w:lang w:val="en-US"/>
+        </w:rPr>
+        <w:t>: {</w:t>
+      </w:r>
+      <w:proofErr w:type="spellStart"/>
+      <w:r>
+        <w:rPr>
+          <w:lang w:val="en-US"/>
+        </w:rPr>
+        <w:t>get_perimeter</w:t>
+      </w:r>
+      <w:proofErr w:type="spellEnd"/>
+      <w:r>
+        <w:rPr>
+          <w:lang w:val="en-US"/>
+        </w:rPr>
+        <w:t>(a, b, c):.2f}")</w:t>
+      </w:r>
+    </w:p>
+    <w:p>
+      <w:pPr>
+        <w:rPr>
+          <w:lang w:val="en-US"/>
+        </w:rPr>
+      </w:pPr>
+      <w:r>
+        <w:rPr>
+          <w:lang w:val="en-US"/>
+        </w:rPr>
+        <w:t xml:space="preserve">        </w:t>
+      </w:r>
+      <w:proofErr w:type="spellStart"/>
+      <w:r>
+        <w:rPr>
+          <w:lang w:val="en-US"/>
+        </w:rPr>
+        <w:t>elif</w:t>
+      </w:r>
+      <w:proofErr w:type="spellEnd"/>
+      <w:r>
+        <w:rPr>
+          <w:lang w:val="en-US"/>
+        </w:rPr>
+        <w:t xml:space="preserve"> formula == 2:</w:t>
+      </w:r>
+    </w:p>
+    <w:p>
+      <w:pPr>
+        <w:rPr>
+          <w:lang w:val="en-US"/>
+        </w:rPr>
+      </w:pPr>
+      <w:r>
+        <w:rPr>
+          <w:lang w:val="en-US"/>
+        </w:rPr>
+        <w:t xml:space="preserve">            print(f"</w:t>
+      </w:r>
+      <w:r>
+        <w:t>Площадь</w:t>
+      </w:r>
+      <w:r>
+        <w:rPr>
+          <w:lang w:val="en-US"/>
+        </w:rPr>
+        <w:t xml:space="preserve"> </w:t>
+      </w:r>
+      <w:r>
+        <w:t>треугольника</w:t>
+      </w:r>
+      <w:r>
+        <w:rPr>
+          <w:lang w:val="en-US"/>
+        </w:rPr>
+        <w:t>: {</w:t>
+      </w:r>
+      <w:proofErr w:type="spellStart"/>
+      <w:r>
+        <w:rPr>
+          <w:lang w:val="en-US"/>
+        </w:rPr>
+        <w:t>get_area</w:t>
+      </w:r>
+      <w:proofErr w:type="spellEnd"/>
+      <w:r>
+        <w:rPr>
+          <w:lang w:val="en-US"/>
+        </w:rPr>
+        <w:t>(a, b):.2f}")</w:t>
+      </w:r>
+    </w:p>
+    <w:p>
+      <w:r>
+        <w:rPr>
+          <w:lang w:val="en-US"/>
+        </w:rPr>
+        <w:t xml:space="preserve">        </w:t>
+      </w:r>
+      <w:proofErr w:type="spellStart"/>
+      <w:r>
+        <w:t>else</w:t>
+      </w:r>
+      <w:proofErr w:type="spellEnd"/>
+      <w:r>
+        <w:t>:</w:t>
+      </w:r>
+    </w:p>
+    <w:p>
+      <w:r>
+        <w:t xml:space="preserve">            </w:t>
+      </w:r>
+      <w:proofErr w:type="spellStart"/>
+      <w:r>
+        <w:t>print</w:t>
+      </w:r>
+      <w:proofErr w:type="spellEnd"/>
+      <w:r>
+        <w:t>("Некорректный выбор формулы")</w:t>
+      </w:r>
+    </w:p>
+    <w:p>
+      <w:pPr>
+        <w:rPr>
+          <w:lang w:val="en-US"/>
+        </w:rPr>
+      </w:pPr>
+      <w:r>
+        <w:t xml:space="preserve">    </w:t>
+      </w:r>
+      <w:r>
+        <w:rPr>
+          <w:lang w:val="en-US"/>
+        </w:rPr>
+        <w:t xml:space="preserve">except </w:t>
+      </w:r>
+      <w:proofErr w:type="spellStart"/>
+      <w:r>
+        <w:rPr>
+          <w:lang w:val="en-US"/>
+        </w:rPr>
+        <w:t>ValueError</w:t>
+      </w:r>
+      <w:proofErr w:type="spellEnd"/>
+      <w:r>
+        <w:rPr>
+          <w:lang w:val="en-US"/>
+        </w:rPr>
+        <w:t>:</w:t>
+      </w:r>
+    </w:p>
+    <w:p>
+      <w:pPr>
+        <w:rPr>
+          <w:lang w:val="en-US"/>
+        </w:rPr>
+      </w:pPr>
+      <w:r>
+        <w:rPr>
+          <w:lang w:val="en-US"/>
+        </w:rPr>
+        <w:t xml:space="preserve">        print("Wrong input!")</w:t>
+      </w:r>
+    </w:p>
+    <w:p>
+      <w:pPr>
+        <w:rPr>
+          <w:lang w:val="en-US"/>
+        </w:rPr>
+      </w:pPr>
+    </w:p>
+    <w:p>
+      <w:pPr>
+        <w:rPr>
+          <w:lang w:val="en-US"/>
+        </w:rPr>
+      </w:pPr>
+      <w:r>
+        <w:rPr>
+          <w:lang w:val="en-US"/>
+        </w:rPr>
+        <w:t>if name == "main":</w:t>
+      </w:r>
+    </w:p>
+    <w:p>
+      <w:pPr>
+        <w:rPr>
+          <w:lang w:val="en-US"/>
+        </w:rPr>
+      </w:pPr>
+      <w:r>
+        <w:rPr>
+          <w:lang w:val="en-US"/>
+        </w:rPr>
+        <w:t xml:space="preserve">    main</w:t>
+      </w:r>
+      <w:r>
+        <w:rPr>
+          <w:lang w:val="en-US"/>
+        </w:rPr>
+        <w:t>()</w:t>
+      </w:r>
+      <w:r>
+        <w:rPr>
+          <w:lang w:val="en-US"/>
+        </w:rPr>
+        <w:br/>
+      </w:r>
+      <w:r>
+        <w:rPr>
+          <w:lang w:val="en-US"/>
+        </w:rPr>
+        <w:br/>
+      </w:r>
+      <w:r>
+        <w:rPr>
+          <w:b/>
+          <w:bCs/>
+        </w:rPr>
+        <w:t>Код</w:t>
+      </w:r>
+      <w:r>
+        <w:rPr>
+          <w:b/>
+          <w:bCs/>
+          <w:lang w:val="en-US"/>
+        </w:rPr>
+        <w:t xml:space="preserve"> </w:t>
+      </w:r>
+      <w:r>
+        <w:rPr>
+          <w:b/>
+          <w:bCs/>
+        </w:rPr>
+        <w:t>программы</w:t>
+      </w:r>
+      <w:r>
+        <w:rPr>
+          <w:b/>
+          <w:bCs/>
+          <w:lang w:val="en-US"/>
+        </w:rPr>
+        <w:t xml:space="preserve"> </w:t>
+      </w:r>
+      <w:r>
+        <w:rPr>
+          <w:b/>
+          <w:bCs/>
+        </w:rPr>
+        <w:t>на</w:t>
+      </w:r>
+      <w:r>
+        <w:rPr>
+          <w:b/>
+          <w:bCs/>
+          <w:lang w:val="en-US"/>
+        </w:rPr>
+        <w:t xml:space="preserve"> C++:</w:t>
+      </w:r>
+      <w:r>
+        <w:rPr>
+          <w:lang w:val="en-US"/>
+        </w:rPr>
+        <w:br/>
+      </w:r>
+      <w:r>
+        <w:rPr>
+          <w:lang w:val="en-US"/>
+        </w:rPr>
+        <w:t>#include &lt;</w:t>
+      </w:r>
+      <w:proofErr w:type="spellStart"/>
+      <w:r>
+        <w:rPr>
+          <w:lang w:val="en-US"/>
+        </w:rPr>
+        <w:t>stdio.h</w:t>
+      </w:r>
+      <w:proofErr w:type="spellEnd"/>
+      <w:r>
+        <w:rPr>
+          <w:lang w:val="en-US"/>
+        </w:rPr>
+        <w:t>&gt;</w:t>
+      </w:r>
+    </w:p>
+    <w:p>
+      <w:pPr>
+        <w:rPr>
+          <w:lang w:val="en-US"/>
+        </w:rPr>
+      </w:pPr>
+      <w:r>
+        <w:rPr>
+          <w:lang w:val="en-US"/>
+        </w:rPr>
+        <w:t>#include &lt;</w:t>
+      </w:r>
+      <w:proofErr w:type="spellStart"/>
+      <w:r>
+        <w:rPr>
+          <w:lang w:val="en-US"/>
+        </w:rPr>
+        <w:t>stdlib.h</w:t>
+      </w:r>
+      <w:proofErr w:type="spellEnd"/>
+      <w:r>
+        <w:rPr>
+          <w:lang w:val="en-US"/>
+        </w:rPr>
+        <w:t>&gt;</w:t>
+      </w:r>
+    </w:p>
+    <w:p>
+      <w:pPr>
+        <w:rPr>
+          <w:lang w:val="en-US"/>
+        </w:rPr>
+      </w:pPr>
+      <w:r>
+        <w:rPr>
+          <w:lang w:val="en-US"/>
+        </w:rPr>
+        <w:lastRenderedPageBreak/>
+        <w:t>#include &lt;</w:t>
+      </w:r>
+      <w:proofErr w:type="spellStart"/>
+      <w:r>
+        <w:rPr>
+          <w:lang w:val="en-US"/>
+        </w:rPr>
+        <w:t>math.h</w:t>
+      </w:r>
+      <w:proofErr w:type="spellEnd"/>
+      <w:r>
+        <w:rPr>
+          <w:lang w:val="en-US"/>
+        </w:rPr>
+        <w:t>&gt;</w:t>
+      </w:r>
+    </w:p>
+    <w:p>
+      <w:pPr>
+        <w:rPr>
+          <w:lang w:val="en-US"/>
+        </w:rPr>
+      </w:pPr>
+      <w:r>
+        <w:rPr>
+          <w:lang w:val="en-US"/>
+        </w:rPr>
+        <w:t>#include &lt;</w:t>
+      </w:r>
+      <w:proofErr w:type="spellStart"/>
+      <w:r>
+        <w:rPr>
+          <w:lang w:val="en-US"/>
+        </w:rPr>
+        <w:t>locale.h</w:t>
+      </w:r>
+      <w:proofErr w:type="spellEnd"/>
+      <w:r>
+        <w:rPr>
+          <w:lang w:val="en-US"/>
+        </w:rPr>
+        <w:t>&gt;</w:t>
+      </w:r>
+    </w:p>
+    <w:p>
+      <w:pPr>
+        <w:rPr>
+          <w:lang w:val="en-US"/>
+        </w:rPr>
+      </w:pPr>
+      <w:r>
+        <w:rPr>
+          <w:lang w:val="en-US"/>
+        </w:rPr>
+        <w:t>#include &lt;</w:t>
+      </w:r>
+      <w:proofErr w:type="spellStart"/>
+      <w:r>
+        <w:rPr>
+          <w:lang w:val="en-US"/>
+        </w:rPr>
+        <w:t>float.h</w:t>
+      </w:r>
+      <w:proofErr w:type="spellEnd"/>
+      <w:r>
+        <w:rPr>
+          <w:lang w:val="en-US"/>
+        </w:rPr>
+        <w:t>&gt;</w:t>
+      </w:r>
+    </w:p>
+    <w:p>
+      <w:pPr>
+        <w:rPr>
+          <w:lang w:val="en-US"/>
+        </w:rPr>
+      </w:pPr>
+    </w:p>
+    <w:p>
+      <w:r>
+        <w:t>/**</w:t>
+      </w:r>
+    </w:p>
+    <w:p>
+      <w:r>
+        <w:t>* @brief Получает значение катета</w:t>
+      </w:r>
+    </w:p>
+    <w:p>
+      <w:r>
+        <w:t>* @return Возвращает значение катета</w:t>
+      </w:r>
+    </w:p>
+    <w:p>
+      <w:r>
+        <w:t>*/</w:t>
+      </w:r>
+    </w:p>
+    <w:p>
+      <w:proofErr w:type="spellStart"/>
+      <w:r>
+        <w:t>double</w:t>
+      </w:r>
+      <w:proofErr w:type="spellEnd"/>
+      <w:r>
+        <w:t xml:space="preserve"> </w:t>
+      </w:r>
+      <w:proofErr w:type="spellStart"/>
+      <w:r>
+        <w:t>getCathetus</w:t>
+      </w:r>
+      <w:proofErr w:type="spellEnd"/>
+      <w:r>
+        <w:t>();</w:t>
+      </w:r>
+    </w:p>
+    <w:p/>
+    <w:p>
+      <w:r>
+        <w:t>/**</w:t>
+      </w:r>
+    </w:p>
+    <w:p>
+      <w:r>
+        <w:t>* @brief Вычисляет периметр прямоугольника</w:t>
+      </w:r>
+    </w:p>
+    <w:p>
+      <w:r>
+        <w:t xml:space="preserve">* @param a - катет </w:t>
+      </w:r>
+      <w:proofErr w:type="spellStart"/>
+      <w:r>
+        <w:t>прямоугльника</w:t>
+      </w:r>
+      <w:proofErr w:type="spellEnd"/>
+    </w:p>
+    <w:p>
+      <w:r>
+        <w:t xml:space="preserve">* @param b - катет </w:t>
+      </w:r>
+      <w:proofErr w:type="spellStart"/>
+      <w:r>
+        <w:t>прямоугльника</w:t>
+      </w:r>
+      <w:proofErr w:type="spellEnd"/>
+    </w:p>
+    <w:p>
+      <w:r>
+        <w:t>* @return Возвращает значение периметра прямоугольника</w:t>
+      </w:r>
+    </w:p>
+    <w:p>
+      <w:r>
+        <w:t>*/</w:t>
+      </w:r>
+    </w:p>
+    <w:p>
+      <w:pPr>
+        <w:rPr>
+          <w:lang w:val="en-US"/>
+        </w:rPr>
+      </w:pPr>
+      <w:r>
+        <w:rPr>
+          <w:lang w:val="en-US"/>
+        </w:rPr>
+        <w:t xml:space="preserve">double </w:t>
+      </w:r>
+      <w:proofErr w:type="spellStart"/>
+      <w:r>
+        <w:rPr>
+          <w:lang w:val="en-US"/>
+        </w:rPr>
+        <w:t>getPerimeter</w:t>
+      </w:r>
+      <w:proofErr w:type="spellEnd"/>
+      <w:r>
+        <w:rPr>
+          <w:lang w:val="en-US"/>
+        </w:rPr>
+        <w:t>(double a, double b, double c);</w:t>
+      </w:r>
+    </w:p>
+    <w:p>
+      <w:pPr>
+        <w:rPr>
+          <w:lang w:val="en-US"/>
+        </w:rPr>
+      </w:pPr>
+    </w:p>
+    <w:p>
+      <w:r>
+        <w:t>/**</w:t>
+      </w:r>
+    </w:p>
+    <w:p>
+      <w:r>
+        <w:t>* @brief Вычисляет площадь прямоугольника</w:t>
+      </w:r>
+    </w:p>
+    <w:p>
+      <w:r>
+        <w:t xml:space="preserve">* @param a - катет </w:t>
+      </w:r>
+      <w:proofErr w:type="spellStart"/>
+      <w:r>
+        <w:t>прямоугльника</w:t>
+      </w:r>
+      <w:proofErr w:type="spellEnd"/>
+    </w:p>
+    <w:p>
+      <w:r>
+        <w:lastRenderedPageBreak/>
+        <w:t xml:space="preserve">* @param b - катет </w:t>
+      </w:r>
+      <w:proofErr w:type="spellStart"/>
+      <w:r>
+        <w:t>прямоугльника</w:t>
+      </w:r>
+      <w:proofErr w:type="spellEnd"/>
+    </w:p>
+    <w:p>
+      <w:r>
+        <w:t>* @return Возвращает значение площади прямоугольника</w:t>
+      </w:r>
+    </w:p>
+    <w:p>
+      <w:pPr>
+        <w:rPr>
+          <w:lang w:val="en-US"/>
+        </w:rPr>
+      </w:pPr>
+      <w:r>
+        <w:rPr>
+          <w:lang w:val="en-US"/>
+        </w:rPr>
+        <w:t>*/</w:t>
+      </w:r>
+    </w:p>
+    <w:p>
+      <w:pPr>
+        <w:rPr>
+          <w:lang w:val="en-US"/>
+        </w:rPr>
+      </w:pPr>
+      <w:r>
+        <w:rPr>
+          <w:lang w:val="en-US"/>
+        </w:rPr>
+        <w:t xml:space="preserve">double </w:t>
+      </w:r>
+      <w:proofErr w:type="spellStart"/>
+      <w:r>
+        <w:rPr>
+          <w:lang w:val="en-US"/>
+        </w:rPr>
+        <w:t>getArea</w:t>
+      </w:r>
+      <w:proofErr w:type="spellEnd"/>
+      <w:r>
+        <w:rPr>
+          <w:lang w:val="en-US"/>
+        </w:rPr>
+        <w:t>(double a, double b);</w:t>
+      </w:r>
+    </w:p>
+    <w:p>
+      <w:pPr>
+        <w:rPr>
+          <w:lang w:val="en-US"/>
+        </w:rPr>
+      </w:pPr>
+    </w:p>
+    <w:p>
+      <w:r>
+        <w:t>/**</w:t>
+      </w:r>
+    </w:p>
+    <w:p>
+      <w:r>
+        <w:t>* @brief Возвращает значение гипотенузы</w:t>
+      </w:r>
+    </w:p>
+    <w:p>
+      <w:r>
+        <w:t xml:space="preserve">* @param </w:t>
+      </w:r>
+      <w:proofErr w:type="spellStart"/>
+      <w:r>
+        <w:t>a,b</w:t>
+      </w:r>
+      <w:proofErr w:type="spellEnd"/>
+      <w:r>
+        <w:t xml:space="preserve"> - катеты прямоугольника</w:t>
+      </w:r>
+    </w:p>
+    <w:p>
+      <w:r>
+        <w:t>* @return Возвращает значение гипотенузы прямоугольника</w:t>
+      </w:r>
+    </w:p>
+    <w:p>
+      <w:r>
+        <w:t>*/</w:t>
+      </w:r>
+    </w:p>
+    <w:p>
+      <w:pPr>
+        <w:rPr>
+          <w:lang w:val="en-US"/>
+        </w:rPr>
+      </w:pPr>
+      <w:r>
+        <w:rPr>
+          <w:lang w:val="en-US"/>
+        </w:rPr>
+        <w:t xml:space="preserve">double </w:t>
+      </w:r>
+      <w:proofErr w:type="spellStart"/>
+      <w:r>
+        <w:rPr>
+          <w:lang w:val="en-US"/>
+        </w:rPr>
+        <w:t>getC</w:t>
+      </w:r>
+      <w:proofErr w:type="spellEnd"/>
+      <w:r>
+        <w:rPr>
+          <w:lang w:val="en-US"/>
+        </w:rPr>
+        <w:t>(double a, double b);</w:t>
+      </w:r>
+    </w:p>
+    <w:p>
+      <w:pPr>
+        <w:rPr>
+          <w:lang w:val="en-US"/>
+        </w:rPr>
+      </w:pPr>
+    </w:p>
+    <w:p>
+      <w:r>
+        <w:t>/**</w:t>
+      </w:r>
+    </w:p>
+    <w:p>
+      <w:r>
+        <w:t>* @brief Точка входа в программу</w:t>
+      </w:r>
+    </w:p>
+    <w:p>
+      <w:r>
+        <w:t>* @return 0 - в случае успешного выполнения программы, 1 - в случае ошибки</w:t>
+      </w:r>
+    </w:p>
+    <w:p>
+      <w:pPr>
+        <w:rPr>
+          <w:lang w:val="en-US"/>
+        </w:rPr>
+      </w:pPr>
+      <w:r>
+        <w:rPr>
+          <w:lang w:val="en-US"/>
+        </w:rPr>
+        <w:t>*/</w:t>
+      </w:r>
+    </w:p>
+    <w:p>
+      <w:pPr>
+        <w:rPr>
+          <w:lang w:val="en-US"/>
+        </w:rPr>
+      </w:pPr>
+      <w:r>
+        <w:rPr>
+          <w:lang w:val="en-US"/>
+        </w:rPr>
+        <w:t>int main()</w:t>
+      </w:r>
+    </w:p>
+    <w:p>
+      <w:pPr>
+        <w:rPr>
+          <w:lang w:val="en-US"/>
+        </w:rPr>
+      </w:pPr>
+      <w:r>
+        <w:rPr>
+          <w:lang w:val="en-US"/>
+        </w:rPr>
+        <w:t>{</w:t>
+      </w:r>
+    </w:p>
+    <w:p>
+      <w:pPr>
+        <w:rPr>
+          <w:lang w:val="en-US"/>
+        </w:rPr>
+      </w:pPr>
+      <w:r>
+        <w:rPr>
+          <w:lang w:val="en-US"/>
+        </w:rPr>
+        <w:tab/>
+      </w:r>
+      <w:proofErr w:type="spellStart"/>
+      <w:r>
+        <w:rPr>
+          <w:lang w:val="en-US"/>
+        </w:rPr>
+        <w:t>setlocale</w:t>
+      </w:r>
+      <w:proofErr w:type="spellEnd"/>
+      <w:r>
+        <w:rPr>
+          <w:lang w:val="en-US"/>
+        </w:rPr>
+        <w:t>(LC_ALL, "</w:t>
+      </w:r>
+      <w:proofErr w:type="spellStart"/>
+      <w:r>
+        <w:rPr>
+          <w:lang w:val="en-US"/>
+        </w:rPr>
+        <w:t>ru_RU</w:t>
+      </w:r>
+      <w:proofErr w:type="spellEnd"/>
+      <w:r>
+        <w:rPr>
+          <w:lang w:val="en-US"/>
+        </w:rPr>
+        <w:t>");</w:t>
+      </w:r>
+    </w:p>
+    <w:p>
+      <w:pPr>
+        <w:rPr>
+          <w:lang w:val="en-US"/>
+        </w:rPr>
+      </w:pPr>
+      <w:r>
+        <w:rPr>
+          <w:lang w:val="en-US"/>
+        </w:rPr>
+        <w:tab/>
+        <w:t xml:space="preserve">double a = </w:t>
+      </w:r>
+      <w:proofErr w:type="spellStart"/>
+      <w:r>
+        <w:rPr>
+          <w:lang w:val="en-US"/>
+        </w:rPr>
+        <w:t>getCathetus</w:t>
+      </w:r>
+      <w:proofErr w:type="spellEnd"/>
+      <w:r>
+        <w:rPr>
+          <w:lang w:val="en-US"/>
+        </w:rPr>
+        <w:t>();</w:t>
+      </w:r>
+    </w:p>
+    <w:p>
+      <w:pPr>
+        <w:rPr>
+          <w:lang w:val="en-US"/>
+        </w:rPr>
+      </w:pPr>
+      <w:r>
+        <w:rPr>
+          <w:lang w:val="en-US"/>
+        </w:rPr>
+        <w:tab/>
+        <w:t xml:space="preserve">double b = </w:t>
+      </w:r>
+      <w:proofErr w:type="spellStart"/>
+      <w:r>
+        <w:rPr>
+          <w:lang w:val="en-US"/>
+        </w:rPr>
+        <w:t>getCathetus</w:t>
+      </w:r>
+      <w:proofErr w:type="spellEnd"/>
+      <w:r>
+        <w:rPr>
+          <w:lang w:val="en-US"/>
+        </w:rPr>
+        <w:t>();</w:t>
+      </w:r>
+    </w:p>
+    <w:p>
+      <w:pPr>
+        <w:rPr>
+          <w:lang w:val="en-US"/>
+        </w:rPr>
+      </w:pPr>
+      <w:r>
+        <w:rPr>
+          <w:lang w:val="en-US"/>
+        </w:rPr>
+        <w:lastRenderedPageBreak/>
+        <w:tab/>
+        <w:t xml:space="preserve">double c = </w:t>
+      </w:r>
+      <w:proofErr w:type="spellStart"/>
+      <w:r>
+        <w:rPr>
+          <w:lang w:val="en-US"/>
+        </w:rPr>
+        <w:t>getC</w:t>
+      </w:r>
+      <w:proofErr w:type="spellEnd"/>
+      <w:r>
+        <w:rPr>
+          <w:lang w:val="en-US"/>
+        </w:rPr>
+        <w:t>(a, b);</w:t>
+      </w:r>
+    </w:p>
+    <w:p>
+      <w:r>
+        <w:rPr>
+          <w:lang w:val="en-US"/>
+        </w:rPr>
+        <w:tab/>
+      </w:r>
+      <w:proofErr w:type="spellStart"/>
+      <w:r>
+        <w:t>printf</w:t>
+      </w:r>
+      <w:proofErr w:type="spellEnd"/>
+      <w:r>
+        <w:t>("Выберите формулу для вычисления:\n");</w:t>
+      </w:r>
+    </w:p>
+    <w:p>
+      <w:r>
+        <w:tab/>
+      </w:r>
+      <w:proofErr w:type="spellStart"/>
+      <w:r>
+        <w:t>printf</w:t>
+      </w:r>
+      <w:proofErr w:type="spellEnd"/>
+      <w:r>
+        <w:t>("1 - Периметр\n");</w:t>
+      </w:r>
+    </w:p>
+    <w:p>
+      <w:r>
+        <w:tab/>
+      </w:r>
+      <w:proofErr w:type="spellStart"/>
+      <w:r>
+        <w:t>printf</w:t>
+      </w:r>
+      <w:proofErr w:type="spellEnd"/>
+      <w:r>
+        <w:t>("2 - Площадь\n");</w:t>
+      </w:r>
+    </w:p>
+    <w:p>
+      <w:pPr>
+        <w:rPr>
+          <w:lang w:val="en-US"/>
+        </w:rPr>
+      </w:pPr>
+      <w:r>
+        <w:tab/>
+      </w:r>
+      <w:proofErr w:type="spellStart"/>
+      <w:r>
+        <w:rPr>
+          <w:lang w:val="en-US"/>
+        </w:rPr>
+        <w:t>scanf</w:t>
+      </w:r>
+      <w:proofErr w:type="spellEnd"/>
+      <w:r>
+        <w:rPr>
+          <w:lang w:val="en-US"/>
+        </w:rPr>
+        <w:t>("%d", &amp;formula);</w:t>
+      </w:r>
+    </w:p>
+    <w:p>
+      <w:pPr>
+        <w:rPr>
+          <w:lang w:val="en-US"/>
+        </w:rPr>
+      </w:pPr>
+    </w:p>
+    <w:p>
+      <w:pPr>
+        <w:rPr>
+          <w:lang w:val="en-US"/>
+        </w:rPr>
+      </w:pPr>
+      <w:r>
+        <w:rPr>
+          <w:lang w:val="en-US"/>
+        </w:rPr>
+        <w:tab/>
+        <w:t>switch (formula) {</w:t>
+      </w:r>
+    </w:p>
+    <w:p>
+      <w:pPr>
+        <w:rPr>
+          <w:lang w:val="en-US"/>
+        </w:rPr>
+      </w:pPr>
+      <w:r>
+        <w:rPr>
+          <w:lang w:val="en-US"/>
+        </w:rPr>
+        <w:tab/>
+        <w:t>case 1:</w:t>
+      </w:r>
+    </w:p>
+    <w:p>
+      <w:pPr>
+        <w:rPr>
+          <w:lang w:val="en-US"/>
+        </w:rPr>
+      </w:pPr>
+      <w:r>
+        <w:rPr>
+          <w:lang w:val="en-US"/>
+        </w:rPr>
+        <w:tab/>
+      </w:r>
+      <w:r>
+        <w:rPr>
+          <w:lang w:val="en-US"/>
+        </w:rPr>
+        <w:tab/>
+      </w:r>
+      <w:proofErr w:type="spellStart"/>
+      <w:r>
+        <w:rPr>
+          <w:lang w:val="en-US"/>
+        </w:rPr>
+        <w:t>printf</w:t>
+      </w:r>
+      <w:proofErr w:type="spellEnd"/>
+      <w:r>
+        <w:rPr>
+          <w:lang w:val="en-US"/>
+        </w:rPr>
+        <w:t>("</w:t>
+      </w:r>
+      <w:r>
+        <w:t>Периметр</w:t>
+      </w:r>
+      <w:r>
+        <w:rPr>
+          <w:lang w:val="en-US"/>
+        </w:rPr>
+        <w:t xml:space="preserve"> </w:t>
+      </w:r>
+      <w:r>
+        <w:t>треугольника</w:t>
+      </w:r>
+      <w:r>
+        <w:rPr>
+          <w:lang w:val="en-US"/>
+        </w:rPr>
+        <w:t xml:space="preserve">: %.2lf\n", </w:t>
+      </w:r>
+      <w:proofErr w:type="spellStart"/>
+      <w:r>
+        <w:rPr>
+          <w:lang w:val="en-US"/>
+        </w:rPr>
+        <w:t>getPerimeter</w:t>
+      </w:r>
+      <w:proofErr w:type="spellEnd"/>
+      <w:r>
+        <w:rPr>
+          <w:lang w:val="en-US"/>
+        </w:rPr>
+        <w:t>(a, b));</w:t>
+      </w:r>
+    </w:p>
+    <w:p>
+      <w:pPr>
+        <w:rPr>
+          <w:lang w:val="en-US"/>
+        </w:rPr>
+      </w:pPr>
+      <w:r>
+        <w:rPr>
+          <w:lang w:val="en-US"/>
+        </w:rPr>
+        <w:tab/>
+      </w:r>
+      <w:r>
+        <w:rPr>
+          <w:lang w:val="en-US"/>
+        </w:rPr>
+        <w:tab/>
+        <w:t>break;</w:t>
+      </w:r>
+    </w:p>
+    <w:p>
+      <w:pPr>
+        <w:rPr>
+          <w:lang w:val="en-US"/>
+        </w:rPr>
+      </w:pPr>
+    </w:p>
+    <w:p>
+      <w:pPr>
+        <w:rPr>
+          <w:lang w:val="en-US"/>
+        </w:rPr>
+      </w:pPr>
+      <w:r>
+        <w:rPr>
+          <w:lang w:val="en-US"/>
+        </w:rPr>
+        <w:tab/>
+        <w:t>case 2:</w:t>
+      </w:r>
+    </w:p>
+    <w:p>
+      <w:pPr>
+        <w:rPr>
+          <w:lang w:val="en-US"/>
+        </w:rPr>
+      </w:pPr>
+      <w:r>
+        <w:rPr>
+          <w:lang w:val="en-US"/>
+        </w:rPr>
+        <w:tab/>
+      </w:r>
+      <w:r>
+        <w:rPr>
+          <w:lang w:val="en-US"/>
+        </w:rPr>
+        <w:tab/>
+      </w:r>
+      <w:proofErr w:type="spellStart"/>
+      <w:r>
+        <w:rPr>
+          <w:lang w:val="en-US"/>
+        </w:rPr>
+        <w:t>printf</w:t>
+      </w:r>
+      <w:proofErr w:type="spellEnd"/>
+      <w:r>
+        <w:rPr>
+          <w:lang w:val="en-US"/>
+        </w:rPr>
+        <w:t>("</w:t>
+      </w:r>
+      <w:r>
+        <w:t>Площадь</w:t>
+      </w:r>
+      <w:r>
+        <w:rPr>
+          <w:lang w:val="en-US"/>
+        </w:rPr>
+        <w:t xml:space="preserve"> </w:t>
+      </w:r>
+      <w:r>
+        <w:t>треугольника</w:t>
+      </w:r>
+      <w:r>
+        <w:rPr>
+          <w:lang w:val="en-US"/>
+        </w:rPr>
+        <w:t xml:space="preserve">: %.2lf\n", </w:t>
+      </w:r>
+      <w:proofErr w:type="spellStart"/>
+      <w:r>
+        <w:rPr>
+          <w:lang w:val="en-US"/>
+        </w:rPr>
+        <w:t>getArea</w:t>
+      </w:r>
+      <w:proofErr w:type="spellEnd"/>
+      <w:r>
+        <w:rPr>
+          <w:lang w:val="en-US"/>
+        </w:rPr>
+        <w:t>(a, b));</w:t>
+      </w:r>
+    </w:p>
+    <w:p>
+      <w:pPr>
+        <w:rPr>
+          <w:lang w:val="en-US"/>
+        </w:rPr>
+      </w:pPr>
+      <w:r>
+        <w:rPr>
+          <w:lang w:val="en-US"/>
+        </w:rPr>
+        <w:tab/>
+      </w:r>
+      <w:r>
+        <w:rPr>
+          <w:lang w:val="en-US"/>
+        </w:rPr>
+        <w:tab/>
+        <w:t>break;</w:t>
+      </w:r>
+    </w:p>
+    <w:p>
+      <w:pPr>
+        <w:rPr>
+          <w:lang w:val="en-US"/>
+        </w:rPr>
+      </w:pPr>
+    </w:p>
+    <w:p>
+      <w:pPr>
+        <w:rPr>
+          <w:lang w:val="en-US"/>
+        </w:rPr>
+      </w:pPr>
+      <w:r>
+        <w:rPr>
+          <w:lang w:val="en-US"/>
+        </w:rPr>
+        <w:tab/>
+        <w:t>default:</w:t>
+      </w:r>
+    </w:p>
+    <w:p>
+      <w:pPr>
+        <w:rPr>
+          <w:lang w:val="en-US"/>
+        </w:rPr>
+      </w:pPr>
+      <w:r>
+        <w:rPr>
+          <w:lang w:val="en-US"/>
+        </w:rPr>
+        <w:tab/>
+      </w:r>
+      <w:r>
+        <w:rPr>
+          <w:lang w:val="en-US"/>
+        </w:rPr>
+        <w:tab/>
+      </w:r>
+      <w:proofErr w:type="spellStart"/>
+      <w:r>
+        <w:rPr>
+          <w:lang w:val="en-US"/>
+        </w:rPr>
+        <w:t>printf</w:t>
+      </w:r>
+      <w:proofErr w:type="spellEnd"/>
+      <w:r>
+        <w:rPr>
+          <w:lang w:val="en-US"/>
+        </w:rPr>
+        <w:t>("</w:t>
+      </w:r>
+      <w:r>
+        <w:t>Некорректный</w:t>
+      </w:r>
+      <w:r>
+        <w:rPr>
+          <w:lang w:val="en-US"/>
+        </w:rPr>
+        <w:t xml:space="preserve"> </w:t>
+      </w:r>
+      <w:r>
+        <w:t>выбор</w:t>
+      </w:r>
+      <w:r>
+        <w:rPr>
+          <w:lang w:val="en-US"/>
+        </w:rPr>
+        <w:t xml:space="preserve"> </w:t>
+      </w:r>
+      <w:r>
+        <w:t>формулы</w:t>
+      </w:r>
+      <w:r>
+        <w:rPr>
+          <w:lang w:val="en-US"/>
+        </w:rPr>
+        <w:t>\n");</w:t>
+      </w:r>
+    </w:p>
+    <w:p>
+      <w:pPr>
+        <w:rPr>
+          <w:lang w:val="en-US"/>
+        </w:rPr>
+      </w:pPr>
+      <w:r>
+        <w:rPr>
+          <w:lang w:val="en-US"/>
+        </w:rPr>
+        <w:tab/>
+      </w:r>
+      <w:r>
+        <w:rPr>
+          <w:lang w:val="en-US"/>
+        </w:rPr>
+        <w:tab/>
+      </w:r>
+      <w:r>
+        <w:rPr>
+          <w:lang w:val="en-US"/>
+        </w:rPr>
+        <w:t>break;</w:t>
+      </w:r>
+    </w:p>
+    <w:p>
+      <w:pPr>
+        <w:rPr>
+          <w:lang w:val="en-US"/>
+        </w:rPr>
+      </w:pPr>
+      <w:r>
+        <w:rPr>
+          <w:lang w:val="en-US"/>
+        </w:rPr>
+        <w:tab/>
+        <w:t>}</w:t>
+      </w:r>
+    </w:p>
+    <w:p>
+      <w:pPr>
+        <w:rPr>
+          <w:lang w:val="en-US"/>
+        </w:rPr>
+      </w:pPr>
+      <w:r>
+        <w:rPr>
+          <w:lang w:val="en-US"/>
+        </w:rPr>
+        <w:tab/>
+        <w:t>return 0;</w:t>
+      </w:r>
+    </w:p>
+    <w:p>
+      <w:pPr>
+        <w:rPr>
+          <w:lang w:val="en-US"/>
+        </w:rPr>
+      </w:pPr>
+      <w:r>
+        <w:rPr>
+          <w:lang w:val="en-US"/>
+        </w:rPr>
+        <w:t>}</w:t>
+      </w:r>
+    </w:p>
+    <w:p>
+      <w:pPr>
+        <w:rPr>
+          <w:lang w:val="en-US"/>
+        </w:rPr>
+      </w:pPr>
+    </w:p>
+    <w:p>
+      <w:pPr>
+        <w:rPr>
+          <w:lang w:val="en-US"/>
+        </w:rPr>
+      </w:pPr>
+      <w:r>
+        <w:rPr>
+          <w:lang w:val="en-US"/>
+        </w:rPr>
+        <w:t xml:space="preserve">double </w:t>
+      </w:r>
+      <w:proofErr w:type="spellStart"/>
+      <w:r>
+        <w:rPr>
+          <w:lang w:val="en-US"/>
+        </w:rPr>
+        <w:t>getCathetus</w:t>
+      </w:r>
+      <w:proofErr w:type="spellEnd"/>
+      <w:r>
+        <w:rPr>
+          <w:lang w:val="en-US"/>
+        </w:rPr>
+        <w:t>() {</w:t>
+      </w:r>
+    </w:p>
+    <w:p>
+      <w:pPr>
+        <w:rPr>
+          <w:lang w:val="en-US"/>
+        </w:rPr>
+      </w:pPr>
+      <w:r>
+        <w:rPr>
+          <w:lang w:val="en-US"/>
+        </w:rPr>
+        <w:tab/>
+      </w:r>
+      <w:proofErr w:type="spellStart"/>
+      <w:r>
+        <w:rPr>
+          <w:lang w:val="en-US"/>
+        </w:rPr>
+        <w:t>printf_s</w:t>
+      </w:r>
+      <w:proofErr w:type="spellEnd"/>
+      <w:r>
+        <w:rPr>
+          <w:lang w:val="en-US"/>
+        </w:rPr>
+        <w:t>("</w:t>
+      </w:r>
+      <w:r>
+        <w:t>Введите</w:t>
+      </w:r>
+      <w:r>
+        <w:rPr>
+          <w:lang w:val="en-US"/>
+        </w:rPr>
+        <w:t xml:space="preserve"> </w:t>
+      </w:r>
+      <w:r>
+        <w:t>катет</w:t>
+      </w:r>
+      <w:r>
+        <w:rPr>
+          <w:lang w:val="en-US"/>
+        </w:rPr>
+        <w:t>\n");</w:t>
+      </w:r>
+    </w:p>
+    <w:p>
+      <w:pPr>
+        <w:rPr>
+          <w:lang w:val="en-US"/>
+        </w:rPr>
+      </w:pPr>
+      <w:r>
+        <w:rPr>
+          <w:lang w:val="en-US"/>
+        </w:rPr>
+        <w:tab/>
+        <w:t>double res;</w:t>
+      </w:r>
+    </w:p>
+    <w:p>
+      <w:pPr>
+        <w:rPr>
+          <w:lang w:val="en-US"/>
+        </w:rPr>
+      </w:pPr>
+      <w:r>
+        <w:rPr>
+          <w:lang w:val="en-US"/>
+        </w:rPr>
+        <w:tab/>
+        <w:t>if (</w:t>
+      </w:r>
+      <w:proofErr w:type="spellStart"/>
+      <w:r>
+        <w:rPr>
+          <w:lang w:val="en-US"/>
+        </w:rPr>
+        <w:t>scanf_s</w:t>
+      </w:r>
+      <w:proofErr w:type="spellEnd"/>
+      <w:r>
+        <w:rPr>
+          <w:lang w:val="en-US"/>
+        </w:rPr>
+        <w:t>("%</w:t>
+      </w:r>
+      <w:proofErr w:type="spellStart"/>
+      <w:r>
+        <w:rPr>
+          <w:lang w:val="en-US"/>
+        </w:rPr>
+        <w:t>lf</w:t>
+      </w:r>
+      <w:proofErr w:type="spellEnd"/>
+      <w:r>
+        <w:rPr>
+          <w:lang w:val="en-US"/>
+        </w:rPr>
+        <w:t>", &amp;res) != 1 || res &lt; 0 +DBL_EPSILON)</w:t>
+      </w:r>
+    </w:p>
+    <w:p>
+      <w:pPr>
+        <w:rPr>
+          <w:lang w:val="en-US"/>
+        </w:rPr>
+      </w:pPr>
+      <w:r>
+        <w:rPr>
+          <w:lang w:val="en-US"/>
+        </w:rPr>
+        <w:tab/>
+        <w:t>{</w:t>
+      </w:r>
+    </w:p>
+    <w:p>
+      <w:pPr>
+        <w:rPr>
+          <w:lang w:val="en-US"/>
+        </w:rPr>
+      </w:pPr>
+      <w:r>
+        <w:rPr>
+          <w:lang w:val="en-US"/>
+        </w:rPr>
+        <w:tab/>
+      </w:r>
+      <w:r>
+        <w:rPr>
+          <w:lang w:val="en-US"/>
+        </w:rPr>
+        <w:tab/>
+      </w:r>
+      <w:proofErr w:type="spellStart"/>
+      <w:r>
+        <w:rPr>
+          <w:lang w:val="en-US"/>
+        </w:rPr>
+        <w:t>printf_s</w:t>
+      </w:r>
+      <w:proofErr w:type="spellEnd"/>
+      <w:r>
+        <w:rPr>
+          <w:lang w:val="en-US"/>
+        </w:rPr>
+        <w:t>("Wrong input!");</w:t>
+      </w:r>
+    </w:p>
+    <w:p>
+      <w:pPr>
+        <w:rPr>
+          <w:lang w:val="en-US"/>
+        </w:rPr>
+      </w:pPr>
+      <w:r>
+        <w:rPr>
+          <w:lang w:val="en-US"/>
+        </w:rPr>
+        <w:tab/>
+      </w:r>
+      <w:r>
+        <w:rPr>
+          <w:lang w:val="en-US"/>
+        </w:rPr>
+        <w:tab/>
+        <w:t>abort();</w:t>
+      </w:r>
+    </w:p>
+    <w:p>
+      <w:pPr>
+        <w:rPr>
+          <w:lang w:val="en-US"/>
+        </w:rPr>
+      </w:pPr>
+      <w:r>
+        <w:rPr>
+          <w:lang w:val="en-US"/>
+        </w:rPr>
+        <w:tab/>
+        <w:t>}</w:t>
+      </w:r>
+    </w:p>
+    <w:p>
+      <w:pPr>
+        <w:rPr>
+          <w:lang w:val="en-US"/>
+        </w:rPr>
+      </w:pPr>
+      <w:r>
+        <w:rPr>
+          <w:lang w:val="en-US"/>
+        </w:rPr>
+        <w:tab/>
+        <w:t>return res;</w:t>
+      </w:r>
+    </w:p>
+    <w:p>
+      <w:pPr>
+        <w:rPr>
+          <w:lang w:val="en-US"/>
+        </w:rPr>
+      </w:pPr>
+      <w:r>
+        <w:rPr>
+          <w:lang w:val="en-US"/>
+        </w:rPr>
+        <w:t>}</w:t>
+      </w:r>
+    </w:p>
+    <w:p>
+      <w:pPr>
+        <w:rPr>
+          <w:lang w:val="en-US"/>
+        </w:rPr>
+      </w:pPr>
+    </w:p>
+    <w:p>
+      <w:pPr>
+        <w:rPr>
+          <w:lang w:val="en-US"/>
+        </w:rPr>
+      </w:pPr>
+      <w:r>
+        <w:rPr>
+          <w:lang w:val="en-US"/>
+        </w:rPr>
+        <w:t xml:space="preserve">double </w:t>
+      </w:r>
+      <w:proofErr w:type="spellStart"/>
+      <w:r>
+        <w:rPr>
+          <w:lang w:val="en-US"/>
+        </w:rPr>
+        <w:t>getPerimeter</w:t>
+      </w:r>
+      <w:proofErr w:type="spellEnd"/>
+      <w:r>
+        <w:rPr>
+          <w:lang w:val="en-US"/>
+        </w:rPr>
+        <w:t>(double a, double b, double c)</w:t>
+      </w:r>
+    </w:p>
+    <w:p>
+      <w:pPr>
+        <w:rPr>
+          <w:lang w:val="en-US"/>
+        </w:rPr>
+      </w:pPr>
+      <w:r>
+        <w:rPr>
+          <w:lang w:val="en-US"/>
+        </w:rPr>
+        <w:t>{</w:t>
+      </w:r>
+    </w:p>
+    <w:p>
+      <w:pPr>
+        <w:rPr>
+          <w:lang w:val="en-US"/>
+        </w:rPr>
+      </w:pPr>
+      <w:r>
+        <w:rPr>
+          <w:lang w:val="en-US"/>
+        </w:rPr>
+        <w:tab/>
+        <w:t>return a + b + c;</w:t>
+      </w:r>
+    </w:p>
+    <w:p>
+      <w:pPr>
+        <w:rPr>
+          <w:lang w:val="en-US"/>
+        </w:rPr>
+      </w:pPr>
+      <w:r>
+        <w:rPr>
+          <w:lang w:val="en-US"/>
+        </w:rPr>
+        <w:t>}</w:t>
+      </w:r>
+    </w:p>
+    <w:p>
+      <w:pPr>
+        <w:rPr>
+          <w:lang w:val="en-US"/>
+        </w:rPr>
+      </w:pPr>
+    </w:p>
+    <w:p>
+      <w:pPr>
+        <w:rPr>
+          <w:lang w:val="en-US"/>
+        </w:rPr>
+      </w:pPr>
+      <w:r>
+        <w:rPr>
+          <w:lang w:val="en-US"/>
+        </w:rPr>
+        <w:t xml:space="preserve">double </w:t>
+      </w:r>
+      <w:proofErr w:type="spellStart"/>
+      <w:r>
+        <w:rPr>
+          <w:lang w:val="en-US"/>
+        </w:rPr>
+        <w:t>getArea</w:t>
+      </w:r>
+      <w:proofErr w:type="spellEnd"/>
+      <w:r>
+        <w:rPr>
+          <w:lang w:val="en-US"/>
+        </w:rPr>
+        <w:t>(double a, double b)</w:t>
+      </w:r>
+    </w:p>
+    <w:p>
+      <w:pPr>
+        <w:rPr>
+          <w:lang w:val="en-US"/>
+        </w:rPr>
+      </w:pPr>
+      <w:r>
+        <w:rPr>
+          <w:lang w:val="en-US"/>
+        </w:rPr>
+        <w:t>{</w:t>
+      </w:r>
+    </w:p>
+    <w:p>
+      <w:pPr>
+        <w:rPr>
+          <w:lang w:val="en-US"/>
+        </w:rPr>
+      </w:pPr>
+      <w:r>
+        <w:rPr>
+          <w:lang w:val="en-US"/>
+        </w:rPr>
+        <w:tab/>
+        <w:t>return (a * b) / 2;</w:t>
+      </w:r>
+    </w:p>
+    <w:p>
+      <w:pPr>
+        <w:rPr>
+          <w:lang w:val="en-US"/>
+        </w:rPr>
+      </w:pPr>
+      <w:r>
+        <w:rPr>
+          <w:lang w:val="en-US"/>
+        </w:rPr>
+        <w:t>}</w:t>
+      </w:r>
+    </w:p>
+    <w:p>
+      <w:pPr>
+        <w:rPr>
+          <w:lang w:val="en-US"/>
+        </w:rPr>
+      </w:pPr>
+    </w:p>
+    <w:p>
+      <w:pPr>
+        <w:rPr>
+          <w:lang w:val="en-US"/>
+        </w:rPr>
+      </w:pPr>
+      <w:r>
+        <w:rPr>
+          <w:lang w:val="en-US"/>
+        </w:rPr>
+        <w:t xml:space="preserve">double </w:t>
+      </w:r>
+      <w:proofErr w:type="spellStart"/>
+      <w:r>
+        <w:rPr>
+          <w:lang w:val="en-US"/>
+        </w:rPr>
+        <w:t>getC</w:t>
+      </w:r>
+      <w:proofErr w:type="spellEnd"/>
+      <w:r>
+        <w:rPr>
+          <w:lang w:val="en-US"/>
+        </w:rPr>
+        <w:t>(double a, double b)</w:t>
+      </w:r>
+    </w:p>
+    <w:p>
+      <w:pPr>
+        <w:rPr>
+          <w:lang w:val="en-US"/>
+        </w:rPr>
+      </w:pPr>
+      <w:r>
+        <w:rPr>
+          <w:lang w:val="en-US"/>
+        </w:rPr>
+        <w:t>{</w:t>
+      </w:r>
+    </w:p>
+    <w:p>
+      <w:pPr>
+        <w:rPr>
+          <w:lang w:val="en-US"/>
+        </w:rPr>
+      </w:pPr>
+      <w:r>
+        <w:rPr>
+          <w:lang w:val="en-US"/>
+        </w:rPr>
+        <w:tab/>
+        <w:t>return c = sqrt(a * a + b * b);</w:t>
+      </w:r>
+    </w:p>
+    <w:p>
+      <w:r>
+        <w:t>}</w:t>
+      </w:r>
+    </w:p>
+    <w:p>
+      <w:pPr>
+        <w:rPr>
+          <w:lang w:val="en-US"/>
+        </w:rPr>
+      </w:pPr>
+      <w:r>
+        <w:rPr>
+          <w:lang w:val="en-US"/>
+        </w:rPr>
+        <w:t>`</w:t>
+      </w:r>
+    </w:p>
     <w:p>
       <w:pPr>
         <w:pStyle w:val="af9"/>
         <w:keepNext/>
         <w:jc w:val="center"/>
+        <w:rPr>
+          <w:lang w:val="en-US"/>
+        </w:rPr>
       </w:pPr>
       <w:r>
         <w:rPr>
           <w:noProof/>
         </w:rPr>
-        <w:lastRenderedPageBreak/>
         <w:drawing>
           <wp:inline distT="0" distB="0" distL="114300" distR="114300" wp14:anchorId="0537DD38" wp14:editId="4B2E61CB">
             <wp:extent cx="5935345" cy="2698750"/>
@@ -831,7 +4791,7 @@
                     </pic:cNvPicPr>
                   </pic:nvPicPr>
                   <pic:blipFill>
-                    <a:blip r:embed="rId7"/>
+                    <a:blip r:embed="rId8"/>
                     <a:stretch>
                       <a:fillRect/>
                     </a:stretch>
@@ -859,6 +4819,16 @@
     <w:p>
       <w:pPr>
         <w:pStyle w:val="af9"/>
+        <w:keepNext/>
+        <w:jc w:val="center"/>
+        <w:rPr>
+          <w:lang w:val="en-US"/>
+        </w:rPr>
+      </w:pPr>
+    </w:p>
+    <w:p>
+      <w:pPr>
+        <w:pStyle w:val="af9"/>
         <w:jc w:val="center"/>
       </w:pPr>
       <w:r>
@@ -953,6 +4923,7 @@
         <w:rPr>
           <w:noProof/>
         </w:rPr>
+        <w:lastRenderedPageBreak/>
         <w:drawing>
           <wp:inline distT="0" distB="0" distL="114300" distR="114300" wp14:anchorId="4D6A8847" wp14:editId="0AFAFC57">
             <wp:extent cx="5934075" cy="2679700"/>
@@ -971,7 +4942,7 @@
                     </pic:cNvPicPr>
                   </pic:nvPicPr>
                   <pic:blipFill>
-                    <a:blip r:embed="rId8"/>
+                    <a:blip r:embed="rId9"/>
                     <a:stretch>
                       <a:fillRect/>
                     </a:stretch>
@@ -1056,16 +5027,13 @@
         <w:pStyle w:val="af9"/>
       </w:pPr>
       <w:r>
-        <w:lastRenderedPageBreak/>
-        <w:t xml:space="preserve">В начале файла видны сильные скачки энтропии, но в остальной части файла </w:t>
-      </w:r>
-      <w:proofErr w:type="spellStart"/>
-      <w:r>
-        <w:t>энтрипия</w:t>
-      </w:r>
-      <w:proofErr w:type="spellEnd"/>
-      <w:r>
-        <w:t xml:space="preserve"> имеет примерно равномерное распределение. </w:t>
+        <w:t>В начале файла видны сильные скачки энтропии, но в остальной части файла энтр</w:t>
+      </w:r>
+      <w:r>
+        <w:t>о</w:t>
+      </w:r>
+      <w:r>
+        <w:t xml:space="preserve">пия имеет примерно равномерное распределение. </w:t>
       </w:r>
     </w:p>
     <w:p>
@@ -1086,6 +5054,9 @@
         <w:pStyle w:val="af9"/>
         <w:keepNext/>
         <w:jc w:val="center"/>
+        <w:rPr>
+          <w:lang w:val="en-US"/>
+        </w:rPr>
       </w:pPr>
       <w:r>
         <w:rPr>
@@ -1109,7 +5080,7 @@
                     </pic:cNvPicPr>
                   </pic:nvPicPr>
                   <pic:blipFill>
-                    <a:blip r:embed="rId9"/>
+                    <a:blip r:embed="rId10"/>
                     <a:stretch>
                       <a:fillRect/>
                     </a:stretch>
@@ -1137,6 +5108,16 @@
     <w:p>
       <w:pPr>
         <w:pStyle w:val="af9"/>
+        <w:keepNext/>
+        <w:jc w:val="center"/>
+        <w:rPr>
+          <w:lang w:val="en-US"/>
+        </w:rPr>
+      </w:pPr>
+    </w:p>
+    <w:p>
+      <w:pPr>
+        <w:pStyle w:val="af9"/>
         <w:jc w:val="center"/>
       </w:pPr>
       <w:r>
@@ -1189,6 +5170,7 @@
         <w:rPr>
           <w:noProof/>
         </w:rPr>
+        <w:lastRenderedPageBreak/>
         <w:drawing>
           <wp:inline distT="0" distB="0" distL="114300" distR="114300" wp14:anchorId="54533534" wp14:editId="172CDEC4">
             <wp:extent cx="5931535" cy="2767965"/>
@@ -1207,7 +5189,7 @@
                     </pic:cNvPicPr>
                   </pic:nvPicPr>
                   <pic:blipFill>
-                    <a:blip r:embed="rId10"/>
+                    <a:blip r:embed="rId11"/>
                     <a:stretch>
                       <a:fillRect/>
                     </a:stretch>
@@ -1300,6 +5282,9 @@
       <w:pPr>
         <w:pStyle w:val="af9"/>
         <w:jc w:val="center"/>
+        <w:rPr>
+          <w:lang w:val="en-US"/>
+        </w:rPr>
       </w:pPr>
       <w:r>
         <w:rPr>
@@ -1323,7 +5308,7 @@
                     </pic:cNvPicPr>
                   </pic:nvPicPr>
                   <pic:blipFill>
-                    <a:blip r:embed="rId11"/>
+                    <a:blip r:embed="rId12"/>
                     <a:stretch>
                       <a:fillRect/>
                     </a:stretch>
@@ -1352,6 +5337,18 @@
       <w:pPr>
         <w:pStyle w:val="af9"/>
         <w:jc w:val="center"/>
+        <w:rPr>
+          <w:lang w:val="en-US"/>
+        </w:rPr>
+      </w:pPr>
+    </w:p>
+    <w:p>
+      <w:pPr>
+        <w:pStyle w:val="af9"/>
+        <w:jc w:val="center"/>
+        <w:rPr>
+          <w:lang w:val="en-US"/>
+        </w:rPr>
       </w:pPr>
       <w:r>
         <w:t xml:space="preserve">Рисунок </w:t>
@@ -1376,9 +5373,24 @@
     <w:p>
       <w:pPr>
         <w:pStyle w:val="af9"/>
-      </w:pPr>
-      <w:r>
-        <w:t xml:space="preserve">Гистограмма примерно равномерна, то есть в файле каждое из возможных значений байт встречается примерно одинаковое количество раз, но имеет небольшие скачки Исключение - заголовок </w:t>
+        <w:jc w:val="center"/>
+        <w:rPr>
+          <w:lang w:val="en-US"/>
+        </w:rPr>
+      </w:pPr>
+    </w:p>
+    <w:p>
+      <w:pPr>
+        <w:pStyle w:val="af9"/>
+      </w:pPr>
+      <w:r>
+        <w:t>Гистограмма примерно равномерна, то есть в файле каждое из возможных значений байт встречается примерно одинаковое количество раз, но имеет небольшие скачки</w:t>
+      </w:r>
+      <w:r>
+        <w:t>.</w:t>
+      </w:r>
+      <w:r>
+        <w:t xml:space="preserve"> Исключение - заголовок </w:t>
       </w:r>
       <w:proofErr w:type="spellStart"/>
       <w:r>
@@ -1399,11 +5411,15 @@
       <w:pPr>
         <w:pStyle w:val="af9"/>
         <w:jc w:val="center"/>
+        <w:rPr>
+          <w:lang w:val="en-US"/>
+        </w:rPr>
       </w:pPr>
       <w:r>
         <w:rPr>
           <w:noProof/>
         </w:rPr>
+        <w:lastRenderedPageBreak/>
         <w:drawing>
           <wp:inline distT="0" distB="0" distL="114300" distR="114300" wp14:anchorId="47EFAD65" wp14:editId="50DBDC0C">
             <wp:extent cx="5935345" cy="2762885"/>
@@ -1422,7 +5438,7 @@
                     </pic:cNvPicPr>
                   </pic:nvPicPr>
                   <pic:blipFill>
-                    <a:blip r:embed="rId12"/>
+                    <a:blip r:embed="rId13"/>
                     <a:stretch>
                       <a:fillRect/>
                     </a:stretch>
@@ -1451,37 +5467,27 @@
       <w:pPr>
         <w:pStyle w:val="af9"/>
         <w:jc w:val="center"/>
-      </w:pPr>
-      <w:r>
-        <w:t xml:space="preserve">Рисунок 5 – Энтропия скомпилированного с#-файла в </w:t>
-      </w:r>
-      <w:proofErr w:type="spellStart"/>
-      <w:r>
-        <w:t>exe</w:t>
-      </w:r>
-      <w:proofErr w:type="spellEnd"/>
-      <w:r>
-        <w:t xml:space="preserve"> без сжатия</w:t>
-      </w:r>
+        <w:rPr>
+          <w:lang w:val="en-US"/>
+        </w:rPr>
+      </w:pPr>
     </w:p>
     <w:p>
       <w:pPr>
         <w:pStyle w:val="af9"/>
         <w:jc w:val="center"/>
       </w:pPr>
-    </w:p>
-    <w:p>
-      <w:pPr>
-        <w:pStyle w:val="af9"/>
-      </w:pPr>
-      <w:r>
-        <w:t>Энтропия примерно равномерна в первой половине файла, но во второй половине наблюдаются сильные скачки</w:t>
-      </w:r>
-    </w:p>
-    <w:p>
-      <w:pPr>
-        <w:pStyle w:val="af9"/>
-      </w:pPr>
+      <w:r>
+        <w:t xml:space="preserve">Рисунок 5 – Энтропия скомпилированного с#-файла в </w:t>
+      </w:r>
+      <w:proofErr w:type="spellStart"/>
+      <w:r>
+        <w:t>exe</w:t>
+      </w:r>
+      <w:proofErr w:type="spellEnd"/>
+      <w:r>
+        <w:t xml:space="preserve"> без сжатия</w:t>
+      </w:r>
     </w:p>
     <w:p>
       <w:pPr>
@@ -1494,10 +5500,31 @@
         <w:pStyle w:val="af9"/>
       </w:pPr>
       <w:r>
+        <w:t>Энтропия примерно равномерна в первой половине файла, но во второй половине наблюдаются сильные скачки</w:t>
+      </w:r>
+    </w:p>
+    <w:p>
+      <w:pPr>
+        <w:pStyle w:val="af9"/>
+      </w:pPr>
+    </w:p>
+    <w:p>
+      <w:pPr>
+        <w:pStyle w:val="af9"/>
+        <w:jc w:val="center"/>
+      </w:pPr>
+    </w:p>
+    <w:p>
+      <w:pPr>
+        <w:pStyle w:val="af9"/>
+        <w:rPr>
+          <w:lang w:val="en-US"/>
+        </w:rPr>
+      </w:pPr>
+      <w:r>
         <w:rPr>
           <w:noProof/>
         </w:rPr>
-        <w:lastRenderedPageBreak/>
         <w:drawing>
           <wp:inline distT="0" distB="0" distL="114300" distR="114300" wp14:anchorId="1D95A8D4" wp14:editId="117A9925">
             <wp:extent cx="5935345" cy="3464560"/>
@@ -1516,7 +5543,7 @@
                     </pic:cNvPicPr>
                   </pic:nvPicPr>
                   <pic:blipFill>
-                    <a:blip r:embed="rId13"/>
+                    <a:blip r:embed="rId14"/>
                     <a:stretch>
                       <a:fillRect/>
                     </a:stretch>
@@ -1544,34 +5571,46 @@
     <w:p>
       <w:pPr>
         <w:pStyle w:val="af9"/>
-        <w:jc w:val="center"/>
-      </w:pPr>
-      <w:r>
-        <w:t xml:space="preserve">Рисунок 6 – Гистограмма скомпилированного с++-файла в </w:t>
-      </w:r>
-      <w:proofErr w:type="spellStart"/>
-      <w:r>
-        <w:t>exe</w:t>
-      </w:r>
-      <w:proofErr w:type="spellEnd"/>
-      <w:r>
-        <w:t xml:space="preserve"> с сжатием</w:t>
-      </w:r>
+        <w:rPr>
+          <w:lang w:val="en-US"/>
+        </w:rPr>
+      </w:pPr>
     </w:p>
     <w:p>
       <w:pPr>
         <w:pStyle w:val="af9"/>
         <w:jc w:val="center"/>
       </w:pPr>
+      <w:r>
+        <w:t xml:space="preserve">Рисунок 6 – Гистограмма скомпилированного с++-файла в </w:t>
+      </w:r>
+      <w:proofErr w:type="spellStart"/>
+      <w:r>
+        <w:t>exe</w:t>
+      </w:r>
+      <w:proofErr w:type="spellEnd"/>
+      <w:r>
+        <w:t xml:space="preserve"> с сжатием</w:t>
+      </w:r>
     </w:p>
     <w:p>
       <w:pPr>
         <w:pStyle w:val="af9"/>
+        <w:jc w:val="center"/>
+      </w:pPr>
+    </w:p>
+    <w:p>
+      <w:pPr>
+        <w:pStyle w:val="af9"/>
+        <w:rPr>
+          <w:lang w:val="en-US"/>
+        </w:rPr>
       </w:pPr>
       <w:r>
         <w:rPr>
           <w:noProof/>
         </w:rPr>
+        <w:lastRenderedPageBreak/>
         <w:drawing>
           <wp:inline distT="0" distB="0" distL="114300" distR="114300" wp14:anchorId="2751E8E6" wp14:editId="0C608BD6">
             <wp:extent cx="5934075" cy="2735580"/>
@@ -1590,7 +5629,7 @@
                     </pic:cNvPicPr>
                   </pic:nvPicPr>
                   <pic:blipFill>
-                    <a:blip r:embed="rId14"/>
+                    <a:blip r:embed="rId15"/>
                     <a:stretch>
                       <a:fillRect/>
                     </a:stretch>
@@ -1618,6 +5657,14 @@
     <w:p>
       <w:pPr>
         <w:pStyle w:val="af9"/>
+        <w:rPr>
+          <w:lang w:val="en-US"/>
+        </w:rPr>
+      </w:pPr>
+    </w:p>
+    <w:p>
+      <w:pPr>
+        <w:pStyle w:val="af9"/>
         <w:jc w:val="center"/>
       </w:pPr>
       <w:r>
@@ -1642,13 +5689,17 @@
         <w:pStyle w:val="af9"/>
       </w:pPr>
       <w:r>
-        <w:t xml:space="preserve">После сжатия энтропия C++-программы стала гораздо более равномерной (хотя резкие скачки присутствует). Это говорит о том что сжатие сглаживает энтропию, то есть делает случайность данных менее зависимой от адреса (так как секции файла и </w:t>
-      </w:r>
-      <w:proofErr w:type="spellStart"/>
-      <w:r>
-        <w:t>тд</w:t>
-      </w:r>
-      <w:proofErr w:type="spellEnd"/>
+        <w:t>После сжатия энтропия C++-программы стала гораздо более равномерной (хотя резкие скачки присутствует). Это говорит о том что сжатие сглаживает энтропию, то есть делает случайность данных менее зависимой от адреса (так как секции файла и т</w:t>
+      </w:r>
+      <w:r>
+        <w:t>.</w:t>
+      </w:r>
+      <w:r>
+        <w:t>д</w:t>
+      </w:r>
+      <w:r>
+        <w:t>.</w:t>
+      </w:r>
       <w:r>
         <w:t xml:space="preserve"> - всё закодировано). Что качается гистограммы распределения - она всё также равномерна.</w:t>
       </w:r>
@@ -1661,12 +5712,14 @@
     <w:p>
       <w:pPr>
         <w:pStyle w:val="af9"/>
+        <w:rPr>
+          <w:lang w:val="en-US"/>
+        </w:rPr>
       </w:pPr>
       <w:r>
         <w:rPr>
           <w:noProof/>
         </w:rPr>
-        <w:lastRenderedPageBreak/>
         <w:drawing>
           <wp:inline distT="0" distB="0" distL="114300" distR="114300" wp14:anchorId="6EE140C5" wp14:editId="527EAFF7">
             <wp:extent cx="5936615" cy="3068955"/>
@@ -1685,7 +5738,7 @@
                     </pic:cNvPicPr>
                   </pic:nvPicPr>
                   <pic:blipFill>
-                    <a:blip r:embed="rId15"/>
+                    <a:blip r:embed="rId16"/>
                     <a:stretch>
                       <a:fillRect/>
                     </a:stretch>
@@ -1713,6 +5766,14 @@
     <w:p>
       <w:pPr>
         <w:pStyle w:val="af9"/>
+        <w:rPr>
+          <w:lang w:val="en-US"/>
+        </w:rPr>
+      </w:pPr>
+    </w:p>
+    <w:p>
+      <w:pPr>
+        <w:pStyle w:val="af9"/>
         <w:jc w:val="center"/>
       </w:pPr>
       <w:r>
@@ -1748,11 +5809,15 @@
     <w:p>
       <w:pPr>
         <w:pStyle w:val="af9"/>
+        <w:rPr>
+          <w:lang w:val="en-US"/>
+        </w:rPr>
       </w:pPr>
       <w:r>
         <w:rPr>
           <w:noProof/>
         </w:rPr>
+        <w:lastRenderedPageBreak/>
         <w:drawing>
           <wp:inline distT="0" distB="0" distL="114300" distR="114300" wp14:anchorId="61316DDF" wp14:editId="4050E75E">
             <wp:extent cx="5937250" cy="2710815"/>
@@ -1771,7 +5836,7 @@
                     </pic:cNvPicPr>
                   </pic:nvPicPr>
                   <pic:blipFill>
-                    <a:blip r:embed="rId16"/>
+                    <a:blip r:embed="rId17"/>
                     <a:stretch>
                       <a:fillRect/>
                     </a:stretch>
@@ -1799,6 +5864,14 @@
     <w:p>
       <w:pPr>
         <w:pStyle w:val="af9"/>
+        <w:rPr>
+          <w:lang w:val="en-US"/>
+        </w:rPr>
+      </w:pPr>
+    </w:p>
+    <w:p>
+      <w:pPr>
+        <w:pStyle w:val="af9"/>
         <w:jc w:val="center"/>
       </w:pPr>
       <w:r>
@@ -1857,12 +5930,14 @@
     <w:p>
       <w:pPr>
         <w:pStyle w:val="af9"/>
+        <w:rPr>
+          <w:lang w:val="en-US"/>
+        </w:rPr>
       </w:pPr>
       <w:r>
         <w:rPr>
           <w:noProof/>
         </w:rPr>
-        <w:lastRenderedPageBreak/>
         <w:drawing>
           <wp:inline distT="0" distB="0" distL="114300" distR="114300" wp14:anchorId="7AC8D571" wp14:editId="05B13728">
             <wp:extent cx="5935345" cy="3028315"/>
@@ -1881,7 +5956,7 @@
                     </pic:cNvPicPr>
                   </pic:nvPicPr>
                   <pic:blipFill>
-                    <a:blip r:embed="rId17"/>
+                    <a:blip r:embed="rId18"/>
                     <a:stretch>
                       <a:fillRect/>
                     </a:stretch>
@@ -1909,6 +5984,14 @@
     <w:p>
       <w:pPr>
         <w:pStyle w:val="af9"/>
+        <w:rPr>
+          <w:lang w:val="en-US"/>
+        </w:rPr>
+      </w:pPr>
+    </w:p>
+    <w:p>
+      <w:pPr>
+        <w:pStyle w:val="af9"/>
       </w:pPr>
       <w:r>
         <w:t xml:space="preserve">Рисунок 10 – Гистограмма скомпилированного C#-файла в </w:t>
@@ -1930,11 +6013,15 @@
     <w:p>
       <w:pPr>
         <w:pStyle w:val="af9"/>
+        <w:rPr>
+          <w:lang w:val="en-US"/>
+        </w:rPr>
       </w:pPr>
       <w:r>
         <w:rPr>
           <w:noProof/>
         </w:rPr>
+        <w:lastRenderedPageBreak/>
         <w:drawing>
           <wp:inline distT="0" distB="0" distL="114300" distR="114300" wp14:anchorId="7A9DAA9B" wp14:editId="0DA6FB8A">
             <wp:extent cx="5937885" cy="3215640"/>
@@ -1953,7 +6040,7 @@
                     </pic:cNvPicPr>
                   </pic:nvPicPr>
                   <pic:blipFill>
-                    <a:blip r:embed="rId18"/>
+                    <a:blip r:embed="rId19"/>
                     <a:stretch>
                       <a:fillRect/>
                     </a:stretch>
@@ -1981,6 +6068,14 @@
     <w:p>
       <w:pPr>
         <w:pStyle w:val="af9"/>
+        <w:rPr>
+          <w:lang w:val="en-US"/>
+        </w:rPr>
+      </w:pPr>
+    </w:p>
+    <w:p>
+      <w:pPr>
+        <w:pStyle w:val="af9"/>
       </w:pPr>
       <w:r>
         <w:t xml:space="preserve">Рисунок 11 – Энтропия скомпилированного C#-файла в </w:t>
@@ -2010,60 +6105,27 @@
     <w:p>
       <w:pPr>
         <w:pStyle w:val="af9"/>
+        <w:rPr>
+          <w:lang w:val="en-US"/>
+        </w:rPr>
       </w:pPr>
     </w:p>
     <w:p>
       <w:pPr>
         <w:pStyle w:val="af9"/>
-      </w:pPr>
-    </w:p>
-    <w:p>
-      <w:pPr>
-        <w:pStyle w:val="af9"/>
-      </w:pPr>
-    </w:p>
-    <w:p>
-      <w:pPr>
-        <w:pStyle w:val="af9"/>
-      </w:pPr>
-    </w:p>
-    <w:p>
-      <w:pPr>
-        <w:pStyle w:val="af9"/>
-      </w:pPr>
-    </w:p>
-    <w:p>
-      <w:pPr>
-        <w:pStyle w:val="af9"/>
-      </w:pPr>
-    </w:p>
-    <w:p>
-      <w:pPr>
-        <w:pStyle w:val="af9"/>
-      </w:pPr>
-    </w:p>
-    <w:p>
-      <w:pPr>
-        <w:pStyle w:val="af9"/>
-      </w:pPr>
-      <w:r>
-        <w:lastRenderedPageBreak/>
-        <w:br/>
-      </w:r>
-      <w:r>
-        <w:br/>
-      </w:r>
-    </w:p>
-    <w:p>
-      <w:pPr>
-        <w:pStyle w:val="af9"/>
-      </w:pPr>
-      <w:r>
+        <w:rPr>
+          <w:lang w:val="en-US"/>
+        </w:rPr>
+      </w:pPr>
+      <w:r>
+        <w:rPr>
+          <w:noProof/>
+        </w:rPr>
         <w:drawing>
-          <wp:inline distT="0" distB="0" distL="0" distR="0" wp14:anchorId="2420BAD6" wp14:editId="35C37223">
-            <wp:extent cx="5940425" cy="2651760"/>
-            <wp:effectExtent l="0" t="0" r="3175" b="0"/>
-            <wp:docPr id="117858351" name="Рисунок 1"/>
+          <wp:inline distT="0" distB="0" distL="114300" distR="114300" wp14:anchorId="5A0CA117" wp14:editId="318CE5E5">
+            <wp:extent cx="5939155" cy="3115310"/>
+            <wp:effectExtent l="0" t="0" r="4445" b="8890"/>
+            <wp:docPr id="13" name="Изображение 7"/>
             <wp:cNvGraphicFramePr>
               <a:graphicFrameLocks xmlns:a="http://schemas.openxmlformats.org/drawingml/2006/main" noChangeAspect="1"/>
             </wp:cNvGraphicFramePr>
@@ -2071,11 +6133,13 @@
               <a:graphicData uri="http://schemas.openxmlformats.org/drawingml/2006/picture">
                 <pic:pic xmlns:pic="http://schemas.openxmlformats.org/drawingml/2006/picture">
                   <pic:nvPicPr>
-                    <pic:cNvPr id="117858351" name=""/>
-                    <pic:cNvPicPr/>
+                    <pic:cNvPr id="13" name="Изображение 7"/>
+                    <pic:cNvPicPr>
+                      <a:picLocks noChangeAspect="1"/>
+                    </pic:cNvPicPr>
                   </pic:nvPicPr>
                   <pic:blipFill>
-                    <a:blip r:embed="rId19"/>
+                    <a:blip r:embed="rId20"/>
                     <a:stretch>
                       <a:fillRect/>
                     </a:stretch>
@@ -2083,7 +6147,89 @@
                   <pic:spPr>
                     <a:xfrm>
                       <a:off x="0" y="0"/>
-                      <a:ext cx="5940425" cy="2651760"/>
+                      <a:ext cx="5939155" cy="3115310"/>
+                    </a:xfrm>
+                    <a:prstGeom prst="rect">
+                      <a:avLst/>
+                    </a:prstGeom>
+                    <a:noFill/>
+                    <a:ln>
+                      <a:noFill/>
+                    </a:ln>
+                  </pic:spPr>
+                </pic:pic>
+              </a:graphicData>
+            </a:graphic>
+          </wp:inline>
+        </w:drawing>
+      </w:r>
+    </w:p>
+    <w:p>
+      <w:pPr>
+        <w:pStyle w:val="af9"/>
+        <w:rPr>
+          <w:lang w:val="en-US"/>
+        </w:rPr>
+      </w:pPr>
+    </w:p>
+    <w:p>
+      <w:pPr>
+        <w:pStyle w:val="af9"/>
+      </w:pPr>
+      <w:r>
+        <w:t xml:space="preserve">Рисунок 12 – Гистограмма скомпилированного </w:t>
+      </w:r>
+      <w:proofErr w:type="spellStart"/>
+      <w:r>
+        <w:t>txt</w:t>
+      </w:r>
+      <w:proofErr w:type="spellEnd"/>
+      <w:r>
+        <w:t>-файла</w:t>
+      </w:r>
+    </w:p>
+    <w:p>
+      <w:pPr>
+        <w:pStyle w:val="af9"/>
+      </w:pPr>
+    </w:p>
+    <w:p>
+      <w:pPr>
+        <w:pStyle w:val="af9"/>
+        <w:rPr>
+          <w:lang w:val="en-US"/>
+        </w:rPr>
+      </w:pPr>
+      <w:r>
+        <w:rPr>
+          <w:noProof/>
+        </w:rPr>
+        <w:lastRenderedPageBreak/>
+        <w:drawing>
+          <wp:inline distT="0" distB="0" distL="0" distR="0" wp14:anchorId="17768485" wp14:editId="62C6040E">
+            <wp:extent cx="5940425" cy="2823845"/>
+            <wp:effectExtent l="0" t="0" r="3175" b="0"/>
+            <wp:docPr id="1437997269" name="Рисунок 1"/>
+            <wp:cNvGraphicFramePr>
+              <a:graphicFrameLocks xmlns:a="http://schemas.openxmlformats.org/drawingml/2006/main" noChangeAspect="1"/>
+            </wp:cNvGraphicFramePr>
+            <a:graphic xmlns:a="http://schemas.openxmlformats.org/drawingml/2006/main">
+              <a:graphicData uri="http://schemas.openxmlformats.org/drawingml/2006/picture">
+                <pic:pic xmlns:pic="http://schemas.openxmlformats.org/drawingml/2006/picture">
+                  <pic:nvPicPr>
+                    <pic:cNvPr id="1437997269" name=""/>
+                    <pic:cNvPicPr/>
+                  </pic:nvPicPr>
+                  <pic:blipFill>
+                    <a:blip r:embed="rId21"/>
+                    <a:stretch>
+                      <a:fillRect/>
+                    </a:stretch>
+                  </pic:blipFill>
+                  <pic:spPr>
+                    <a:xfrm>
+                      <a:off x="0" y="0"/>
+                      <a:ext cx="5940425" cy="2823845"/>
                     </a:xfrm>
                     <a:prstGeom prst="rect">
                       <a:avLst/>
@@ -2099,24 +6245,141 @@
     <w:p>
       <w:pPr>
         <w:pStyle w:val="af9"/>
-      </w:pPr>
-      <w:r>
-        <w:t xml:space="preserve"> </w:t>
-      </w:r>
-      <w:r>
-        <w:t xml:space="preserve">Таблица 1 </w:t>
-      </w:r>
-      <w:r>
-        <w:t xml:space="preserve">– </w:t>
-      </w:r>
-      <w:r>
-        <w:t>Данные о файлах</w:t>
-      </w:r>
+        <w:rPr>
+          <w:lang w:val="en-US"/>
+        </w:rPr>
+      </w:pPr>
     </w:p>
     <w:p>
       <w:pPr>
         <w:pStyle w:val="af9"/>
       </w:pPr>
+      <w:r>
+        <w:t xml:space="preserve">Рисунок 13 – Энтропия скомпилированного </w:t>
+      </w:r>
+      <w:proofErr w:type="spellStart"/>
+      <w:r>
+        <w:t>txt</w:t>
+      </w:r>
+      <w:proofErr w:type="spellEnd"/>
+      <w:r>
+        <w:t>-файла</w:t>
+      </w:r>
+    </w:p>
+    <w:p>
+      <w:pPr>
+        <w:pStyle w:val="af9"/>
+      </w:pPr>
+    </w:p>
+    <w:p>
+      <w:pPr>
+        <w:pStyle w:val="af9"/>
+        <w:rPr>
+          <w:lang w:val="en-US"/>
+        </w:rPr>
+      </w:pPr>
+      <w:r>
+        <w:t xml:space="preserve">Гистограмма </w:t>
+      </w:r>
+      <w:proofErr w:type="spellStart"/>
+      <w:r>
+        <w:t>txt</w:t>
+      </w:r>
+      <w:proofErr w:type="spellEnd"/>
+      <w:r>
+        <w:t>-файла неравномерна и данные сконцентрированы в значении от 0 до 128. Это может означать использование кодировки, в которой символ кодируется значением от 0 до 128 (например, ASCII). Энтропия данного файла распределена примерно равномерно.</w:t>
+      </w:r>
+    </w:p>
+    <w:p>
+      <w:pPr>
+        <w:pStyle w:val="af9"/>
+        <w:rPr>
+          <w:lang w:val="en-US"/>
+        </w:rPr>
+      </w:pPr>
+    </w:p>
+    <w:p>
+      <w:pPr>
+        <w:pStyle w:val="af9"/>
+        <w:rPr>
+          <w:highlight w:val="white"/>
+          <w:lang w:val="en-US"/>
+        </w:rPr>
+      </w:pPr>
+      <w:r>
+        <w:drawing>
+          <wp:inline distT="0" distB="0" distL="0" distR="0" wp14:anchorId="7394C89C" wp14:editId="29FF74FD">
+            <wp:extent cx="5940425" cy="2641600"/>
+            <wp:effectExtent l="0" t="0" r="3175" b="6350"/>
+            <wp:docPr id="1756799356" name="Рисунок 1"/>
+            <wp:cNvGraphicFramePr>
+              <a:graphicFrameLocks xmlns:a="http://schemas.openxmlformats.org/drawingml/2006/main" noChangeAspect="1"/>
+            </wp:cNvGraphicFramePr>
+            <a:graphic xmlns:a="http://schemas.openxmlformats.org/drawingml/2006/main">
+              <a:graphicData uri="http://schemas.openxmlformats.org/drawingml/2006/picture">
+                <pic:pic xmlns:pic="http://schemas.openxmlformats.org/drawingml/2006/picture">
+                  <pic:nvPicPr>
+                    <pic:cNvPr id="1756799356" name=""/>
+                    <pic:cNvPicPr/>
+                  </pic:nvPicPr>
+                  <pic:blipFill>
+                    <a:blip r:embed="rId22"/>
+                    <a:stretch>
+                      <a:fillRect/>
+                    </a:stretch>
+                  </pic:blipFill>
+                  <pic:spPr>
+                    <a:xfrm>
+                      <a:off x="0" y="0"/>
+                      <a:ext cx="5940425" cy="2641600"/>
+                    </a:xfrm>
+                    <a:prstGeom prst="rect">
+                      <a:avLst/>
+                    </a:prstGeom>
+                  </pic:spPr>
+                </pic:pic>
+              </a:graphicData>
+            </a:graphic>
+          </wp:inline>
+        </w:drawing>
+      </w:r>
+      <w:r>
+        <w:br/>
+      </w:r>
+      <w:r>
+        <w:br/>
+      </w:r>
+      <w:r>
+        <w:rPr>
+          <w:lang w:val="en-US"/>
+        </w:rPr>
+        <w:br/>
+      </w:r>
+      <w:bookmarkStart w:id="1" w:name="_Toc216700541"/>
+    </w:p>
+    <w:p>
+      <w:pPr>
+        <w:rPr>
+          <w:highlight w:val="white"/>
+          <w:lang w:val="en-US"/>
+        </w:rPr>
+      </w:pPr>
+    </w:p>
+    <w:p>
+      <w:pPr>
+        <w:rPr>
+          <w:highlight w:val="white"/>
+          <w:lang w:val="en-US"/>
+        </w:rPr>
+      </w:pPr>
+    </w:p>
+    <w:p>
+      <w:pPr>
+        <w:rPr>
+          <w:highlight w:val="white"/>
+          <w:lang w:val="en-US"/>
+        </w:rPr>
+      </w:pPr>
     </w:p>
     <w:p>
       <w:pPr>
@@ -2125,11 +6388,11 @@
           <w:highlight w:val="white"/>
         </w:rPr>
       </w:pPr>
-      <w:bookmarkStart w:id="1" w:name="_Toc216700541"/>
       <w:r>
         <w:rPr>
           <w:highlight w:val="white"/>
         </w:rPr>
+        <w:lastRenderedPageBreak/>
         <w:t>Вывод</w:t>
       </w:r>
       <w:bookmarkEnd w:id="1"/>
@@ -2148,6 +6411,12 @@
       <w:r>
         <w:t>:</w:t>
       </w:r>
+    </w:p>
+    <w:p>
+      <w:pPr>
+        <w:pStyle w:val="af9"/>
+        <w:ind w:firstLine="708"/>
+      </w:pPr>
     </w:p>
     <w:p>
       <w:pPr>
@@ -2438,25 +6707,7 @@
           <w:szCs w:val="28"/>
           <w:lang w:eastAsia="ru-RU"/>
         </w:rPr>
-        <w:t xml:space="preserve">++-программы. Распределение энтропии сгладилось, что говорит что сжатие сделало </w:t>
-      </w:r>
-      <w:proofErr w:type="spellStart"/>
-      <w:r>
-        <w:rPr>
-          <w:rFonts w:cs="Times New Roman"/>
-          <w:szCs w:val="28"/>
-          <w:lang w:eastAsia="ru-RU"/>
-        </w:rPr>
-        <w:t>сделало</w:t>
-      </w:r>
-      <w:proofErr w:type="spellEnd"/>
-      <w:r>
-        <w:rPr>
-          <w:rFonts w:cs="Times New Roman"/>
-          <w:szCs w:val="28"/>
-          <w:lang w:eastAsia="ru-RU"/>
-        </w:rPr>
-        <w:t xml:space="preserve"> случайность каждого байта более однородной и мене зависимой от адреса. Энтропии </w:t>
+        <w:t xml:space="preserve">++-программы. Распределение энтропии сгладилось, что говорит что сжатие сделало случайность каждого байта более однородной и мене зависимой от адреса. Энтропии </w:t>
       </w:r>
       <w:r>
         <w:rPr>
@@ -14492,4 +18743,16 @@
   <a:objectDefaults/>
   <a:extraClrSchemeLst/>
 </a:theme>
+</file>
+
+<file path=customXml/item1.xml><?xml version="1.0" encoding="utf-8"?>
+<b:Sources xmlns:b="http://schemas.openxmlformats.org/officeDocument/2006/bibliography" xmlns="http://schemas.openxmlformats.org/officeDocument/2006/bibliography" SelectedStyle="\APASixthEditionOfficeOnline.xsl" StyleName="APA" Version="6"/>
+</file>
+
+<file path=customXml/itemProps1.xml><?xml version="1.0" encoding="utf-8"?>
+<ds:datastoreItem xmlns:ds="http://schemas.openxmlformats.org/officeDocument/2006/customXml" ds:itemID="{A7C701E4-5AE8-4619-AC1F-A729618EDB0E}">
+  <ds:schemaRefs>
+    <ds:schemaRef ds:uri="http://schemas.openxmlformats.org/officeDocument/2006/bibliography"/>
+  </ds:schemaRefs>
+</ds:datastoreItem>
 </file>